--- a/Electricity_Bill_Template_v1.docx
+++ b/Electricity_Bill_Template_v1.docx
@@ -1,213 +1,160 @@
 
 <file path=word/document.xml><?xml version="1.0" encoding="utf-8"?>
 <w:document xmlns:wpc="http://schemas.microsoft.com/office/word/2010/wordprocessingCanvas" xmlns:cx="http://schemas.microsoft.com/office/drawing/2014/chartex" xmlns:cx1="http://schemas.microsoft.com/office/drawing/2015/9/8/chartex" xmlns:cx2="http://schemas.microsoft.com/office/drawing/2015/10/21/chartex" xmlns:cx3="http://schemas.microsoft.com/office/drawing/2016/5/9/chartex" xmlns:cx4="http://schemas.microsoft.com/office/drawing/2016/5/10/chartex" xmlns:cx5="http://schemas.microsoft.com/office/drawing/2016/5/11/chartex" xmlns:cx6="http://schemas.microsoft.com/office/drawing/2016/5/12/chartex" xmlns:cx7="http://schemas.microsoft.com/office/drawing/2016/5/13/chartex" xmlns:cx8="http://schemas.microsoft.com/office/drawing/2016/5/14/chartex" xmlns:mc="http://schemas.openxmlformats.org/markup-compatibility/2006" xmlns:aink="http://schemas.microsoft.com/office/drawing/2016/ink" xmlns:am3d="http://schemas.microsoft.com/office/drawing/2017/model3d" xmlns:o="urn:schemas-microsoft-com:office:office" xmlns:oel="http://schemas.microsoft.com/office/2019/extlst" xmlns:r="http://schemas.openxmlformats.org/officeDocument/2006/relationships" xmlns:m="http://schemas.openxmlformats.org/officeDocument/2006/math" xmlns:v="urn:schemas-microsoft-com:vml" xmlns:wp14="http://schemas.microsoft.com/office/word/2010/wordprocessingDrawing" xmlns:wp="http://schemas.openxmlformats.org/drawingml/2006/wordprocessingDrawing" xmlns:w10="urn:schemas-microsoft-com:office:word" xmlns:w="http://schemas.openxmlformats.org/wordprocessingml/2006/main" xmlns:w14="http://schemas.microsoft.com/office/word/2010/wordml" xmlns:w15="http://schemas.microsoft.com/office/word/2012/wordml" xmlns:w16cex="http://schemas.microsoft.com/office/word/2018/wordml/cex" xmlns:w16cid="http://schemas.microsoft.com/office/word/2016/wordml/cid" xmlns:w16="http://schemas.microsoft.com/office/word/2018/wordml" xmlns:w16du="http://schemas.microsoft.com/office/word/2023/wordml/word16du" xmlns:w16sdtdh="http://schemas.microsoft.com/office/word/2020/wordml/sdtdatahash" xmlns:w16sdtfl="http://schemas.microsoft.com/office/word/2024/wordml/sdtformatlock" xmlns:w16se="http://schemas.microsoft.com/office/word/2015/wordml/symex" xmlns:wpg="http://schemas.microsoft.com/office/word/2010/wordprocessingGroup" xmlns:wpi="http://schemas.microsoft.com/office/word/2010/wordprocessingInk" xmlns:wne="http://schemas.microsoft.com/office/word/2006/wordml" xmlns:wps="http://schemas.microsoft.com/office/word/2010/wordprocessingShape" mc:Ignorable="w14 w15 w16se w16cid w16 w16cex w16sdtdh w16sdtfl w16du wp14">
+  <w:background w:color="B4C6E7" w:themeColor="accent1" w:themeTint="66"/>
   <w:body>
     <w:p>
       <w:pPr>
+        <w:spacing w:after="0" w:line="240" w:lineRule="auto"/>
         <w:jc w:val="center"/>
         <w:rPr>
-          <w:b/>
-          <w:bCs/>
+          <w:color w:val="4472C4" w:themeColor="accent1"/>
+          <w:sz w:val="72"/>
+          <w:szCs w:val="72"/>
+          <w14:shadow w14:blurRad="38100" w14:dist="25400" w14:dir="5400000" w14:sx="100000" w14:sy="100000" w14:kx="0" w14:ky="0" w14:algn="ctr">
+            <w14:srgbClr w14:val="6E747A">
+              <w14:alpha w14:val="57000"/>
+            </w14:srgbClr>
+          </w14:shadow>
+          <w14:textOutline w14:w="0" w14:cap="flat" w14:cmpd="sng" w14:algn="ctr">
+            <w14:noFill/>
+            <w14:prstDash w14:val="solid"/>
+            <w14:round/>
+          </w14:textOutline>
         </w:rPr>
       </w:pPr>
       <w:r>
         <w:rPr>
           <w:noProof/>
         </w:rPr>
-        <mc:AlternateContent>
-          <mc:Choice Requires="wps">
-            <w:drawing>
-              <wp:anchor distT="0" distB="0" distL="114300" distR="114300" simplePos="0" relativeHeight="251659264" behindDoc="0" locked="0" layoutInCell="1" allowOverlap="1" wp14:anchorId="145BCCA4" wp14:editId="5C915652">
-                <wp:simplePos x="0" y="0"/>
-                <wp:positionH relativeFrom="margin">
-                  <wp:align>left</wp:align>
-                </wp:positionH>
-                <wp:positionV relativeFrom="paragraph">
-                  <wp:posOffset>0</wp:posOffset>
-                </wp:positionV>
-                <wp:extent cx="1828800" cy="711200"/>
-                <wp:effectExtent l="0" t="0" r="0" b="0"/>
-                <wp:wrapSquare wrapText="bothSides"/>
-                <wp:docPr id="1666041382" name="Text Box 1"/>
-                <wp:cNvGraphicFramePr/>
-                <a:graphic xmlns:a="http://schemas.openxmlformats.org/drawingml/2006/main">
-                  <a:graphicData uri="http://schemas.microsoft.com/office/word/2010/wordprocessingShape">
-                    <wps:wsp>
-                      <wps:cNvSpPr txBox="1"/>
-                      <wps:spPr>
-                        <a:xfrm>
-                          <a:off x="0" y="0"/>
-                          <a:ext cx="1828800" cy="711200"/>
-                        </a:xfrm>
-                        <a:prstGeom prst="rect">
-                          <a:avLst/>
-                        </a:prstGeom>
-                        <a:noFill/>
-                        <a:ln>
-                          <a:noFill/>
-                        </a:ln>
-                      </wps:spPr>
-                      <wps:txbx>
-                        <w:txbxContent>
-                          <w:p>
-                            <w:pPr>
-                              <w:jc w:val="center"/>
-                              <w:rPr>
-                                <w:color w:val="4472C4" w:themeColor="accent1"/>
-                                <w:sz w:val="72"/>
-                                <w:szCs w:val="72"/>
-                                <w14:shadow w14:blurRad="38100" w14:dist="25400" w14:dir="5400000" w14:sx="100000" w14:sy="100000" w14:kx="0" w14:ky="0" w14:algn="ctr">
-                                  <w14:srgbClr w14:val="6E747A">
-                                    <w14:alpha w14:val="57000"/>
-                                  </w14:srgbClr>
-                                </w14:shadow>
-                                <w14:textOutline w14:w="0" w14:cap="flat" w14:cmpd="sng" w14:algn="ctr">
-                                  <w14:noFill/>
-                                  <w14:prstDash w14:val="solid"/>
-                                  <w14:round/>
-                                </w14:textOutline>
-                              </w:rPr>
-                            </w:pPr>
-                            <w:r>
-                              <w:rPr>
-                                <w:color w:val="4472C4" w:themeColor="accent1"/>
-                                <w:sz w:val="72"/>
-                                <w:szCs w:val="72"/>
-                                <w14:shadow w14:blurRad="38100" w14:dist="25400" w14:dir="5400000" w14:sx="100000" w14:sy="100000" w14:kx="0" w14:ky="0" w14:algn="ctr">
-                                  <w14:srgbClr w14:val="6E747A">
-                                    <w14:alpha w14:val="57000"/>
-                                  </w14:srgbClr>
-                                </w14:shadow>
-                                <w14:textOutline w14:w="0" w14:cap="flat" w14:cmpd="sng" w14:algn="ctr">
-                                  <w14:noFill/>
-                                  <w14:prstDash w14:val="solid"/>
-                                  <w14:round/>
-                                </w14:textOutline>
-                              </w:rPr>
-                              <w:t>NEWERO</w:t>
-                            </w:r>
-                            <w:r>
-                              <w:rPr>
-                                <w:color w:val="4472C4" w:themeColor="accent1"/>
-                                <w:sz w:val="72"/>
-                                <w:szCs w:val="72"/>
-                                <w14:shadow w14:blurRad="38100" w14:dist="25400" w14:dir="5400000" w14:sx="100000" w14:sy="100000" w14:kx="0" w14:ky="0" w14:algn="ctr">
-                                  <w14:srgbClr w14:val="6E747A">
-                                    <w14:alpha w14:val="57000"/>
-                                  </w14:srgbClr>
-                                </w14:shadow>
-                                <w14:textOutline w14:w="0" w14:cap="flat" w14:cmpd="sng" w14:algn="ctr">
-                                  <w14:noFill/>
-                                  <w14:prstDash w14:val="solid"/>
-                                  <w14:round/>
-                                </w14:textOutline>
-                              </w:rPr>
-                              <w:t xml:space="preserve"> Electricity Company</w:t>
-                            </w:r>
-                          </w:p>
-                        </w:txbxContent>
-                      </wps:txbx>
-                      <wps:bodyPr rot="0" spcFirstLastPara="0" vertOverflow="overflow" horzOverflow="overflow" vert="horz" wrap="none" lIns="91440" tIns="45720" rIns="91440" bIns="45720" numCol="1" spcCol="0" rtlCol="0" fromWordArt="0" anchor="t" anchorCtr="0" forceAA="0" compatLnSpc="1">
-                        <a:prstTxWarp prst="textNoShape">
-                          <a:avLst/>
-                        </a:prstTxWarp>
-                        <a:noAutofit/>
-                      </wps:bodyPr>
-                    </wps:wsp>
-                  </a:graphicData>
-                </a:graphic>
-                <wp14:sizeRelV relativeFrom="margin">
-                  <wp14:pctHeight>0</wp14:pctHeight>
-                </wp14:sizeRelV>
-              </wp:anchor>
-            </w:drawing>
-          </mc:Choice>
-          <mc:Fallback>
-            <w:pict>
-              <v:shapetype w14:anchorId="145BCCA4" id="_x0000_t202" coordsize="21600,21600" o:spt="202" path="m,l,21600r21600,l21600,xe">
-                <v:stroke joinstyle="miter"/>
-                <v:path gradientshapeok="t" o:connecttype="rect"/>
-              </v:shapetype>
-              <v:shape id="Text Box 1" o:spid="_x0000_s1026" type="#_x0000_t202" style="position:absolute;left:0;text-align:left;margin-left:0;margin-top:0;width:2in;height:56pt;z-index:251659264;visibility:visible;mso-wrap-style:none;mso-height-percent:0;mso-wrap-distance-left:9pt;mso-wrap-distance-top:0;mso-wrap-distance-right:9pt;mso-wrap-distance-bottom:0;mso-position-horizontal:left;mso-position-horizontal-relative:margin;mso-position-vertical:absolute;mso-position-vertical-relative:text;mso-height-percent:0;mso-height-relative:margin;v-text-anchor:top" o:gfxdata="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" filled="f" stroked="f">
-                <v:textbox>
-                  <w:txbxContent>
-                    <w:p>
-                      <w:pPr>
-                        <w:jc w:val="center"/>
-                        <w:rPr>
-                          <w:color w:val="4472C4" w:themeColor="accent1"/>
-                          <w:sz w:val="72"/>
-                          <w:szCs w:val="72"/>
-                          <w14:shadow w14:blurRad="38100" w14:dist="25400" w14:dir="5400000" w14:sx="100000" w14:sy="100000" w14:kx="0" w14:ky="0" w14:algn="ctr">
-                            <w14:srgbClr w14:val="6E747A">
-                              <w14:alpha w14:val="57000"/>
-                            </w14:srgbClr>
-                          </w14:shadow>
-                          <w14:textOutline w14:w="0" w14:cap="flat" w14:cmpd="sng" w14:algn="ctr">
-                            <w14:noFill/>
-                            <w14:prstDash w14:val="solid"/>
-                            <w14:round/>
-                          </w14:textOutline>
-                        </w:rPr>
-                      </w:pPr>
-                      <w:r>
-                        <w:rPr>
-                          <w:color w:val="4472C4" w:themeColor="accent1"/>
-                          <w:sz w:val="72"/>
-                          <w:szCs w:val="72"/>
-                          <w14:shadow w14:blurRad="38100" w14:dist="25400" w14:dir="5400000" w14:sx="100000" w14:sy="100000" w14:kx="0" w14:ky="0" w14:algn="ctr">
-                            <w14:srgbClr w14:val="6E747A">
-                              <w14:alpha w14:val="57000"/>
-                            </w14:srgbClr>
-                          </w14:shadow>
-                          <w14:textOutline w14:w="0" w14:cap="flat" w14:cmpd="sng" w14:algn="ctr">
-                            <w14:noFill/>
-                            <w14:prstDash w14:val="solid"/>
-                            <w14:round/>
-                          </w14:textOutline>
-                        </w:rPr>
-                        <w:t>NEWERO</w:t>
-                      </w:r>
-                      <w:r>
-                        <w:rPr>
-                          <w:color w:val="4472C4" w:themeColor="accent1"/>
-                          <w:sz w:val="72"/>
-                          <w:szCs w:val="72"/>
-                          <w14:shadow w14:blurRad="38100" w14:dist="25400" w14:dir="5400000" w14:sx="100000" w14:sy="100000" w14:kx="0" w14:ky="0" w14:algn="ctr">
-                            <w14:srgbClr w14:val="6E747A">
-                              <w14:alpha w14:val="57000"/>
-                            </w14:srgbClr>
-                          </w14:shadow>
-                          <w14:textOutline w14:w="0" w14:cap="flat" w14:cmpd="sng" w14:algn="ctr">
-                            <w14:noFill/>
-                            <w14:prstDash w14:val="solid"/>
-                            <w14:round/>
-                          </w14:textOutline>
-                        </w:rPr>
-                        <w:t xml:space="preserve"> Electricity Company</w:t>
-                      </w:r>
-                    </w:p>
-                  </w:txbxContent>
-                </v:textbox>
-                <w10:wrap type="square" anchorx="margin"/>
-              </v:shape>
-            </w:pict>
-          </mc:Fallback>
-        </mc:AlternateContent>
-      </w:r>
-      <w:r>
-        <w:rPr>
-          <w:b/>
-          <w:bCs/>
-        </w:rPr>
-        <w:t>ELECTRICITY BILL</w:t>
+        <w:drawing>
+          <wp:anchor distT="0" distB="0" distL="114300" distR="114300" simplePos="0" relativeHeight="251665408" behindDoc="1" locked="0" layoutInCell="1" allowOverlap="1" wp14:anchorId="17C3D7D4" wp14:editId="0BD0D576">
+            <wp:simplePos x="0" y="0"/>
+            <wp:positionH relativeFrom="column">
+              <wp:posOffset>-8890</wp:posOffset>
+            </wp:positionH>
+            <wp:positionV relativeFrom="paragraph">
+              <wp:posOffset>0</wp:posOffset>
+            </wp:positionV>
+            <wp:extent cx="1498600" cy="577850"/>
+            <wp:effectExtent l="0" t="0" r="6350" b="0"/>
+            <wp:wrapTight wrapText="bothSides">
+              <wp:wrapPolygon edited="0">
+                <wp:start x="3295" y="2848"/>
+                <wp:lineTo x="0" y="6409"/>
+                <wp:lineTo x="0" y="16378"/>
+                <wp:lineTo x="14278" y="17802"/>
+                <wp:lineTo x="19220" y="17802"/>
+                <wp:lineTo x="21417" y="15666"/>
+                <wp:lineTo x="21417" y="4985"/>
+                <wp:lineTo x="5217" y="2848"/>
+                <wp:lineTo x="3295" y="2848"/>
+              </wp:wrapPolygon>
+            </wp:wrapTight>
+            <wp:docPr id="1603702619" name="Picture 4"/>
+            <wp:cNvGraphicFramePr>
+              <a:graphicFrameLocks xmlns:a="http://schemas.openxmlformats.org/drawingml/2006/main" noChangeAspect="1"/>
+            </wp:cNvGraphicFramePr>
+            <a:graphic xmlns:a="http://schemas.openxmlformats.org/drawingml/2006/main">
+              <a:graphicData uri="http://schemas.openxmlformats.org/drawingml/2006/picture">
+                <pic:pic xmlns:pic="http://schemas.openxmlformats.org/drawingml/2006/picture">
+                  <pic:nvPicPr>
+                    <pic:cNvPr id="763011199" name="Picture 763011199"/>
+                    <pic:cNvPicPr/>
+                  </pic:nvPicPr>
+                  <pic:blipFill>
+                    <a:blip r:embed="rId7" cstate="print">
+                      <a:extLst>
+                        <a:ext uri="{28A0092B-C50C-407E-A947-70E740481C1C}">
+                          <a14:useLocalDpi xmlns:a14="http://schemas.microsoft.com/office/drawing/2010/main" val="0"/>
+                        </a:ext>
+                      </a:extLst>
+                    </a:blip>
+                    <a:stretch>
+                      <a:fillRect/>
+                    </a:stretch>
+                  </pic:blipFill>
+                  <pic:spPr>
+                    <a:xfrm>
+                      <a:off x="0" y="0"/>
+                      <a:ext cx="1498600" cy="577850"/>
+                    </a:xfrm>
+                    <a:prstGeom prst="rect">
+                      <a:avLst/>
+                    </a:prstGeom>
+                  </pic:spPr>
+                </pic:pic>
+              </a:graphicData>
+            </a:graphic>
+            <wp14:sizeRelH relativeFrom="margin">
+              <wp14:pctWidth>0</wp14:pctWidth>
+            </wp14:sizeRelH>
+            <wp14:sizeRelV relativeFrom="margin">
+              <wp14:pctHeight>0</wp14:pctHeight>
+            </wp14:sizeRelV>
+          </wp:anchor>
+        </w:drawing>
+      </w:r>
+      <w:r>
+        <w:rPr>
+          <w:color w:val="4472C4" w:themeColor="accent1"/>
+          <w:sz w:val="72"/>
+          <w:szCs w:val="72"/>
+          <w14:shadow w14:blurRad="38100" w14:dist="25400" w14:dir="5400000" w14:sx="100000" w14:sy="100000" w14:kx="0" w14:ky="0" w14:algn="ctr">
+            <w14:srgbClr w14:val="6E747A">
+              <w14:alpha w14:val="57000"/>
+            </w14:srgbClr>
+          </w14:shadow>
+          <w14:textOutline w14:w="0" w14:cap="flat" w14:cmpd="sng" w14:algn="ctr">
+            <w14:noFill/>
+            <w14:prstDash w14:val="solid"/>
+            <w14:round/>
+          </w14:textOutline>
+        </w:rPr>
+        <w:t>Pacific Power Supply</w:t>
       </w:r>
     </w:p>
     <w:p>
       <w:pPr>
+        <w:pStyle w:val="NoSpacing"/>
         <w:jc w:val="center"/>
+        <w:rPr>
+          <w:b/>
+          <w:bCs/>
+        </w:rPr>
       </w:pPr>
-      <w:r>
+    </w:p>
+    <w:p>
+      <w:pPr>
+        <w:pStyle w:val="NoSpacing"/>
+        <w:jc w:val="center"/>
+        <w:rPr>
+          <w:b/>
+          <w:bCs/>
+        </w:rPr>
+      </w:pPr>
+      <w:r>
+        <w:rPr>
+          <w:b/>
+          <w:bCs/>
+        </w:rPr>
+        <w:t>ELECTRICITY BILL</w:t>
+      </w:r>
+    </w:p>
+    <w:p>
+      <w:pPr>
+        <w:pStyle w:val="NoSpacing"/>
+        <w:jc w:val="center"/>
+        <w:rPr>
+          <w:sz w:val="20"/>
+          <w:szCs w:val="20"/>
+        </w:rPr>
+      </w:pPr>
+      <w:r>
+        <w:rPr>
+          <w:sz w:val="20"/>
+          <w:szCs w:val="20"/>
+        </w:rPr>
         <w:t>{{BILL_PERIOD_MONTH}}-{{BILL_PERIOD_YEAR}}</w:t>
       </w:r>
     </w:p>
@@ -226,57 +173,227 @@
         <w:tblLook w:val="04A0" w:firstRow="1" w:lastRow="0" w:firstColumn="1" w:lastColumn="0" w:noHBand="0" w:noVBand="1"/>
       </w:tblPr>
       <w:tblGrid>
-        <w:gridCol w:w="5334"/>
-        <w:gridCol w:w="4026"/>
+        <w:gridCol w:w="1795"/>
+        <w:gridCol w:w="3690"/>
+        <w:gridCol w:w="3865"/>
       </w:tblGrid>
       <w:tr>
         <w:tc>
           <w:tcPr>
-            <w:tcW w:w="5575" w:type="dxa"/>
+            <w:tcW w:w="5485" w:type="dxa"/>
+            <w:gridSpan w:val="2"/>
           </w:tcPr>
           <w:p>
             <w:pPr>
               <w:rPr>
-                <w:rFonts w:ascii="Arial" w:hAnsi="Arial" w:cs="Arial"/>
-                <w:color w:val="1F3864" w:themeColor="accent1" w:themeShade="80"/>
+                <w:rFonts w:cstheme="minorHAnsi"/>
+                <w:color w:val="1F3864" w:themeColor="accent1" w:themeShade="80"/>
+                <w:sz w:val="20"/>
+                <w:szCs w:val="20"/>
+              </w:rPr>
+            </w:pPr>
+          </w:p>
+        </w:tc>
+        <w:tc>
+          <w:tcPr>
+            <w:tcW w:w="3865" w:type="dxa"/>
+          </w:tcPr>
+          <w:p>
+            <w:pPr>
+              <w:rPr>
+                <w:sz w:val="14"/>
+                <w:szCs w:val="14"/>
+              </w:rPr>
+            </w:pPr>
+          </w:p>
+        </w:tc>
+      </w:tr>
+      <w:tr>
+        <w:tc>
+          <w:tcPr>
+            <w:tcW w:w="1795" w:type="dxa"/>
+          </w:tcPr>
+          <w:p>
+            <w:pPr>
+              <w:rPr>
+                <w:rFonts w:cstheme="minorHAnsi"/>
+                <w:color w:val="1F3864" w:themeColor="accent1" w:themeShade="80"/>
+                <w:sz w:val="20"/>
+                <w:szCs w:val="20"/>
               </w:rPr>
             </w:pPr>
             <w:r>
               <w:rPr>
-                <w:rFonts w:ascii="Arial" w:hAnsi="Arial" w:cs="Arial"/>
-                <w:color w:val="1F3864" w:themeColor="accent1" w:themeShade="80"/>
-              </w:rPr>
-              <w:t xml:space="preserve">Customer </w:t>
+                <w:rFonts w:cstheme="minorHAnsi"/>
+                <w:color w:val="1F3864" w:themeColor="accent1" w:themeShade="80"/>
+                <w:sz w:val="20"/>
+                <w:szCs w:val="20"/>
+              </w:rPr>
+              <w:t xml:space="preserve">Customer ID: </w:t>
             </w:r>
-            <w:proofErr w:type="gramStart"/>
+          </w:p>
+          <w:p>
+            <w:pPr>
+              <w:rPr>
+                <w:rFonts w:cstheme="minorHAnsi"/>
+                <w:color w:val="1F3864" w:themeColor="accent1" w:themeShade="80"/>
+                <w:sz w:val="20"/>
+                <w:szCs w:val="20"/>
+              </w:rPr>
+            </w:pPr>
             <w:r>
               <w:rPr>
-                <w:rFonts w:ascii="Arial" w:hAnsi="Arial" w:cs="Arial"/>
-                <w:color w:val="1F3864" w:themeColor="accent1" w:themeShade="80"/>
-              </w:rPr>
-              <w:t>ID :</w:t>
+                <w:rFonts w:cstheme="minorHAnsi"/>
+                <w:color w:val="1F3864" w:themeColor="accent1" w:themeShade="80"/>
+                <w:sz w:val="20"/>
+                <w:szCs w:val="20"/>
+              </w:rPr>
+              <w:t>Customer Name:</w:t>
             </w:r>
-            <w:proofErr w:type="gramEnd"/>
             <w:r>
               <w:rPr>
-                <w:rFonts w:ascii="Arial" w:hAnsi="Arial" w:cs="Arial"/>
-                <w:color w:val="1F3864" w:themeColor="accent1" w:themeShade="80"/>
-              </w:rPr>
-              <w:t xml:space="preserve"> {{</w:t>
+                <w:rFonts w:cstheme="minorHAnsi"/>
+                <w:color w:val="1F3864" w:themeColor="accent1" w:themeShade="80"/>
+                <w:sz w:val="20"/>
+                <w:szCs w:val="20"/>
+              </w:rPr>
+              <w:tab/>
+            </w:r>
+          </w:p>
+          <w:p>
+            <w:pPr>
+              <w:rPr>
+                <w:rFonts w:cstheme="minorHAnsi"/>
+                <w:color w:val="1F3864" w:themeColor="accent1" w:themeShade="80"/>
+                <w:sz w:val="20"/>
+                <w:szCs w:val="20"/>
+              </w:rPr>
+            </w:pPr>
+            <w:r>
+              <w:rPr>
+                <w:rFonts w:cstheme="minorHAnsi"/>
+                <w:color w:val="1F3864" w:themeColor="accent1" w:themeShade="80"/>
+                <w:sz w:val="20"/>
+                <w:szCs w:val="20"/>
+              </w:rPr>
+              <w:t xml:space="preserve">Address: </w:t>
+            </w:r>
+          </w:p>
+          <w:p>
+            <w:pPr>
+              <w:rPr>
+                <w:rFonts w:cstheme="minorHAnsi"/>
+                <w:color w:val="1F3864" w:themeColor="accent1" w:themeShade="80"/>
+                <w:sz w:val="20"/>
+                <w:szCs w:val="20"/>
+              </w:rPr>
+            </w:pPr>
+            <w:r>
+              <w:rPr>
+                <w:rFonts w:cstheme="minorHAnsi"/>
+                <w:color w:val="1F3864" w:themeColor="accent1" w:themeShade="80"/>
+                <w:sz w:val="20"/>
+                <w:szCs w:val="20"/>
+              </w:rPr>
+              <w:t xml:space="preserve">                 </w:t>
+            </w:r>
+          </w:p>
+          <w:p>
+            <w:pPr>
+              <w:rPr>
+                <w:rFonts w:cstheme="minorHAnsi"/>
+                <w:color w:val="1F3864" w:themeColor="accent1" w:themeShade="80"/>
+                <w:sz w:val="20"/>
+                <w:szCs w:val="20"/>
+              </w:rPr>
+            </w:pPr>
+            <w:r>
+              <w:rPr>
+                <w:rFonts w:cstheme="minorHAnsi"/>
+                <w:color w:val="1F3864" w:themeColor="accent1" w:themeShade="80"/>
+                <w:sz w:val="20"/>
+                <w:szCs w:val="20"/>
+              </w:rPr>
+              <w:t xml:space="preserve">Bill </w:t>
+            </w:r>
+            <w:r>
+              <w:rPr>
+                <w:rFonts w:cstheme="minorHAnsi"/>
+                <w:color w:val="1F3864" w:themeColor="accent1" w:themeShade="80"/>
+                <w:sz w:val="20"/>
+                <w:szCs w:val="20"/>
+              </w:rPr>
+              <w:t>Period:</w:t>
+            </w:r>
+          </w:p>
+          <w:p>
+            <w:pPr>
+              <w:rPr>
+                <w:rFonts w:cstheme="minorHAnsi"/>
+                <w:color w:val="1F3864" w:themeColor="accent1" w:themeShade="80"/>
+                <w:sz w:val="20"/>
+                <w:szCs w:val="20"/>
+              </w:rPr>
+            </w:pPr>
+            <w:r>
+              <w:rPr>
+                <w:rFonts w:cstheme="minorHAnsi"/>
+                <w:color w:val="1F3864" w:themeColor="accent1" w:themeShade="80"/>
+                <w:sz w:val="20"/>
+                <w:szCs w:val="20"/>
+              </w:rPr>
+              <w:t xml:space="preserve">Bill </w:t>
+            </w:r>
+            <w:r>
+              <w:rPr>
+                <w:rFonts w:cstheme="minorHAnsi"/>
+                <w:color w:val="1F3864" w:themeColor="accent1" w:themeShade="80"/>
+                <w:sz w:val="20"/>
+                <w:szCs w:val="20"/>
+              </w:rPr>
+              <w:t>Date:</w:t>
+            </w:r>
+          </w:p>
+        </w:tc>
+        <w:tc>
+          <w:tcPr>
+            <w:tcW w:w="3690" w:type="dxa"/>
+          </w:tcPr>
+          <w:p>
+            <w:pPr>
+              <w:rPr>
+                <w:rFonts w:cstheme="minorHAnsi"/>
+                <w:color w:val="1F3864" w:themeColor="accent1" w:themeShade="80"/>
+                <w:sz w:val="20"/>
+                <w:szCs w:val="20"/>
+              </w:rPr>
+            </w:pPr>
+            <w:r>
+              <w:rPr>
+                <w:rFonts w:cstheme="minorHAnsi"/>
+                <w:color w:val="1F3864" w:themeColor="accent1" w:themeShade="80"/>
+                <w:sz w:val="20"/>
+                <w:szCs w:val="20"/>
+              </w:rPr>
+              <w:t>{{</w:t>
             </w:r>
             <w:proofErr w:type="spellStart"/>
             <w:r>
               <w:rPr>
-                <w:rFonts w:ascii="Arial" w:hAnsi="Arial" w:cs="Arial"/>
-                <w:color w:val="1F3864" w:themeColor="accent1" w:themeShade="80"/>
+                <w:rFonts w:cstheme="minorHAnsi"/>
+                <w:color w:val="1F3864" w:themeColor="accent1" w:themeShade="80"/>
+                <w:sz w:val="20"/>
+                <w:szCs w:val="20"/>
               </w:rPr>
               <w:t>CustomerID</w:t>
             </w:r>
             <w:proofErr w:type="spellEnd"/>
             <w:r>
               <w:rPr>
-                <w:rFonts w:ascii="Arial" w:hAnsi="Arial" w:cs="Arial"/>
-                <w:color w:val="1F3864" w:themeColor="accent1" w:themeShade="80"/>
+                <w:rFonts w:cstheme="minorHAnsi"/>
+                <w:color w:val="1F3864" w:themeColor="accent1" w:themeShade="80"/>
+                <w:sz w:val="20"/>
+                <w:szCs w:val="20"/>
               </w:rPr>
               <w:t>}}</w:t>
             </w:r>
@@ -284,98 +401,168 @@
           <w:p>
             <w:pPr>
               <w:rPr>
-                <w:rFonts w:ascii="Arial" w:hAnsi="Arial" w:cs="Arial"/>
-                <w:color w:val="1F3864" w:themeColor="accent1" w:themeShade="80"/>
+                <w:rFonts w:cstheme="minorHAnsi"/>
+                <w:color w:val="1F3864" w:themeColor="accent1" w:themeShade="80"/>
+                <w:sz w:val="20"/>
+                <w:szCs w:val="20"/>
               </w:rPr>
             </w:pPr>
             <w:r>
               <w:rPr>
-                <w:rFonts w:ascii="Arial" w:hAnsi="Arial" w:cs="Arial"/>
-                <w:color w:val="1F3864" w:themeColor="accent1" w:themeShade="80"/>
-              </w:rPr>
-              <w:t xml:space="preserve">Customer </w:t>
-            </w:r>
-            <w:proofErr w:type="gramStart"/>
-            <w:r>
-              <w:rPr>
-                <w:rFonts w:ascii="Arial" w:hAnsi="Arial" w:cs="Arial"/>
-                <w:color w:val="1F3864" w:themeColor="accent1" w:themeShade="80"/>
-              </w:rPr>
-              <w:t>Name :</w:t>
-            </w:r>
-            <w:proofErr w:type="gramEnd"/>
-            <w:r>
-              <w:rPr>
-                <w:rFonts w:ascii="Arial" w:hAnsi="Arial" w:cs="Arial"/>
-                <w:color w:val="1F3864" w:themeColor="accent1" w:themeShade="80"/>
-              </w:rPr>
-              <w:t xml:space="preserve"> {{</w:t>
+                <w:rFonts w:cstheme="minorHAnsi"/>
+                <w:color w:val="1F3864" w:themeColor="accent1" w:themeShade="80"/>
+                <w:sz w:val="20"/>
+                <w:szCs w:val="20"/>
+              </w:rPr>
+              <w:t>{{</w:t>
             </w:r>
             <w:proofErr w:type="spellStart"/>
             <w:r>
               <w:rPr>
-                <w:rFonts w:ascii="Arial" w:hAnsi="Arial" w:cs="Arial"/>
-                <w:color w:val="1F3864" w:themeColor="accent1" w:themeShade="80"/>
+                <w:rFonts w:cstheme="minorHAnsi"/>
+                <w:color w:val="1F3864" w:themeColor="accent1" w:themeShade="80"/>
+                <w:sz w:val="20"/>
+                <w:szCs w:val="20"/>
               </w:rPr>
               <w:t>CustomerName</w:t>
             </w:r>
             <w:proofErr w:type="spellEnd"/>
             <w:r>
               <w:rPr>
-                <w:rFonts w:ascii="Arial" w:hAnsi="Arial" w:cs="Arial"/>
-                <w:color w:val="1F3864" w:themeColor="accent1" w:themeShade="80"/>
+                <w:rFonts w:cstheme="minorHAnsi"/>
+                <w:color w:val="1F3864" w:themeColor="accent1" w:themeShade="80"/>
+                <w:sz w:val="20"/>
+                <w:szCs w:val="20"/>
               </w:rPr>
               <w:t>}}</w:t>
-            </w:r>
-            <w:r>
-              <w:rPr>
-                <w:rFonts w:ascii="Arial" w:hAnsi="Arial" w:cs="Arial"/>
-                <w:color w:val="1F3864" w:themeColor="accent1" w:themeShade="80"/>
-              </w:rPr>
-              <w:tab/>
             </w:r>
           </w:p>
           <w:p>
             <w:pPr>
               <w:rPr>
-                <w:rFonts w:ascii="Arial" w:hAnsi="Arial" w:cs="Arial"/>
-                <w:color w:val="1F3864" w:themeColor="accent1" w:themeShade="80"/>
+                <w:rFonts w:cstheme="minorHAnsi"/>
+                <w:color w:val="1F3864" w:themeColor="accent1" w:themeShade="80"/>
+                <w:sz w:val="20"/>
+                <w:szCs w:val="20"/>
               </w:rPr>
             </w:pPr>
-            <w:proofErr w:type="gramStart"/>
             <w:r>
               <w:rPr>
-                <w:rFonts w:ascii="Arial" w:hAnsi="Arial" w:cs="Arial"/>
-                <w:color w:val="1F3864" w:themeColor="accent1" w:themeShade="80"/>
-              </w:rPr>
-              <w:t>Address :</w:t>
+                <w:rFonts w:cstheme="minorHAnsi"/>
+                <w:color w:val="1F3864" w:themeColor="accent1" w:themeShade="80"/>
+                <w:sz w:val="20"/>
+                <w:szCs w:val="20"/>
+              </w:rPr>
+              <w:t>{{Address_line1}}</w:t>
             </w:r>
-            <w:proofErr w:type="gramEnd"/>
+          </w:p>
+          <w:p>
+            <w:pPr>
+              <w:rPr>
+                <w:rFonts w:cstheme="minorHAnsi"/>
+                <w:color w:val="1F3864" w:themeColor="accent1" w:themeShade="80"/>
+                <w:sz w:val="20"/>
+                <w:szCs w:val="20"/>
+              </w:rPr>
+            </w:pPr>
             <w:r>
               <w:rPr>
-                <w:rFonts w:ascii="Arial" w:hAnsi="Arial" w:cs="Arial"/>
-                <w:color w:val="1F3864" w:themeColor="accent1" w:themeShade="80"/>
-              </w:rPr>
-              <w:t xml:space="preserve"> {{Address</w:t>
+                <w:rFonts w:cstheme="minorHAnsi"/>
+                <w:color w:val="1F3864" w:themeColor="accent1" w:themeShade="80"/>
+                <w:sz w:val="20"/>
+                <w:szCs w:val="20"/>
+              </w:rPr>
+              <w:t>{{Address_line2}}</w:t>
+            </w:r>
+          </w:p>
+          <w:p>
+            <w:pPr>
+              <w:rPr>
+                <w:rFonts w:cstheme="minorHAnsi"/>
+                <w:color w:val="1F3864" w:themeColor="accent1" w:themeShade="80"/>
+                <w:sz w:val="20"/>
+                <w:szCs w:val="20"/>
+              </w:rPr>
+            </w:pPr>
+            <w:r>
+              <w:rPr>
+                <w:rFonts w:cstheme="minorHAnsi"/>
+                <w:color w:val="1F3864" w:themeColor="accent1" w:themeShade="80"/>
+                <w:sz w:val="20"/>
+                <w:szCs w:val="20"/>
+              </w:rPr>
+              <w:t>{{BILL_PERIOD_STARTDATE}} - {{BILL_PERIOD_ENDDATE}}</w:t>
+            </w:r>
+          </w:p>
+          <w:p>
+            <w:pPr>
+              <w:rPr>
+                <w:rFonts w:cstheme="minorHAnsi"/>
+                <w:color w:val="1F3864" w:themeColor="accent1" w:themeShade="80"/>
+                <w:sz w:val="20"/>
+                <w:szCs w:val="20"/>
+              </w:rPr>
+            </w:pPr>
+            <w:r>
+              <w:rPr>
+                <w:rFonts w:cstheme="minorHAnsi"/>
+                <w:color w:val="1F3864" w:themeColor="accent1" w:themeShade="80"/>
+                <w:sz w:val="20"/>
+                <w:szCs w:val="20"/>
+              </w:rPr>
+              <w:t>{{</w:t>
+            </w:r>
+            <w:proofErr w:type="spellStart"/>
+            <w:r>
+              <w:rPr>
+                <w:rFonts w:cstheme="minorHAnsi"/>
+                <w:color w:val="1F3864" w:themeColor="accent1" w:themeShade="80"/>
+                <w:sz w:val="20"/>
+                <w:szCs w:val="20"/>
+              </w:rPr>
+              <w:t>BillDate</w:t>
+            </w:r>
+            <w:proofErr w:type="spellEnd"/>
+            <w:r>
+              <w:rPr>
+                <w:rFonts w:cstheme="minorHAnsi"/>
+                <w:color w:val="1F3864" w:themeColor="accent1" w:themeShade="80"/>
+                <w:sz w:val="20"/>
+                <w:szCs w:val="20"/>
+              </w:rPr>
+              <w:t>}}</w:t>
+            </w:r>
+          </w:p>
+          <w:p>
+            <w:pPr>
+              <w:rPr>
+                <w:color w:val="1F3864" w:themeColor="accent1" w:themeShade="80"/>
+              </w:rPr>
+            </w:pPr>
+          </w:p>
+        </w:tc>
+        <w:tc>
+          <w:tcPr>
+            <w:tcW w:w="3865" w:type="dxa"/>
+          </w:tcPr>
+          <w:p>
+            <w:pPr>
+              <w:rPr>
+                <w:sz w:val="14"/>
+                <w:szCs w:val="14"/>
+              </w:rPr>
+            </w:pPr>
+            <w:r>
+              <w:rPr>
+                <w:sz w:val="14"/>
+                <w:szCs w:val="14"/>
+              </w:rPr>
+              <w:t>Promotional</w:t>
             </w:r>
             <w:r>
               <w:rPr>
-                <w:rFonts w:ascii="Arial" w:hAnsi="Arial" w:cs="Arial"/>
-                <w:color w:val="1F3864" w:themeColor="accent1" w:themeShade="80"/>
-              </w:rPr>
-              <w:t>_line1</w:t>
-            </w:r>
-            <w:r>
-              <w:rPr>
-                <w:rFonts w:ascii="Arial" w:hAnsi="Arial" w:cs="Arial"/>
-                <w:color w:val="1F3864" w:themeColor="accent1" w:themeShade="80"/>
-              </w:rPr>
-              <w:t>}}</w:t>
-            </w:r>
-            <w:r>
-              <w:rPr>
-                <w:rFonts w:ascii="Arial" w:hAnsi="Arial" w:cs="Arial"/>
-                <w:color w:val="1F3864" w:themeColor="accent1" w:themeShade="80"/>
+                <w:sz w:val="14"/>
+                <w:szCs w:val="14"/>
               </w:rPr>
               <w:t xml:space="preserve"> </w:t>
             </w:r>
@@ -383,210 +570,289 @@
           <w:p>
             <w:pPr>
               <w:rPr>
-                <w:rFonts w:ascii="Arial" w:hAnsi="Arial" w:cs="Arial"/>
-                <w:color w:val="1F3864" w:themeColor="accent1" w:themeShade="80"/>
+                <w:sz w:val="14"/>
+                <w:szCs w:val="14"/>
               </w:rPr>
             </w:pPr>
             <w:r>
               <w:rPr>
-                <w:rFonts w:ascii="Arial" w:hAnsi="Arial" w:cs="Arial"/>
-                <w:color w:val="1F3864" w:themeColor="accent1" w:themeShade="80"/>
-              </w:rPr>
-              <w:t xml:space="preserve">                 </w:t>
-            </w:r>
-            <w:r>
-              <w:rPr>
-                <w:rFonts w:ascii="Arial" w:hAnsi="Arial" w:cs="Arial"/>
-                <w:color w:val="1F3864" w:themeColor="accent1" w:themeShade="80"/>
-              </w:rPr>
-              <w:t>{{Address_line</w:t>
-            </w:r>
-            <w:r>
-              <w:rPr>
-                <w:rFonts w:ascii="Arial" w:hAnsi="Arial" w:cs="Arial"/>
-                <w:color w:val="1F3864" w:themeColor="accent1" w:themeShade="80"/>
-              </w:rPr>
-              <w:t>2</w:t>
-            </w:r>
-            <w:r>
-              <w:rPr>
-                <w:rFonts w:ascii="Arial" w:hAnsi="Arial" w:cs="Arial"/>
-                <w:color w:val="1F3864" w:themeColor="accent1" w:themeShade="80"/>
-              </w:rPr>
-              <w:t>}}</w:t>
+                <w:noProof/>
+                <w:sz w:val="14"/>
+                <w:szCs w:val="14"/>
+              </w:rPr>
+              <mc:AlternateContent>
+                <mc:Choice Requires="wps">
+                  <w:drawing>
+                    <wp:anchor distT="0" distB="0" distL="114300" distR="114300" simplePos="0" relativeHeight="251666432" behindDoc="0" locked="0" layoutInCell="1" allowOverlap="1" wp14:anchorId="36928B2B" wp14:editId="22E5F9C8">
+                      <wp:simplePos x="0" y="0"/>
+                      <wp:positionH relativeFrom="column">
+                        <wp:posOffset>48895</wp:posOffset>
+                      </wp:positionH>
+                      <wp:positionV relativeFrom="paragraph">
+                        <wp:posOffset>52070</wp:posOffset>
+                      </wp:positionV>
+                      <wp:extent cx="2463800" cy="1238250"/>
+                      <wp:effectExtent l="0" t="0" r="12700" b="19050"/>
+                      <wp:wrapNone/>
+                      <wp:docPr id="1500464994" name="Rectangle: Rounded Corners 3"/>
+                      <wp:cNvGraphicFramePr/>
+                      <a:graphic xmlns:a="http://schemas.openxmlformats.org/drawingml/2006/main">
+                        <a:graphicData uri="http://schemas.microsoft.com/office/word/2010/wordprocessingShape">
+                          <wps:wsp>
+                            <wps:cNvSpPr/>
+                            <wps:spPr>
+                              <a:xfrm>
+                                <a:off x="0" y="0"/>
+                                <a:ext cx="2463800" cy="1238250"/>
+                              </a:xfrm>
+                              <a:prstGeom prst="rect">
+                                <a:avLst/>
+                              </a:prstGeom>
+                              <a:solidFill>
+                                <a:schemeClr val="accent5">
+                                  <a:lumMod val="20000"/>
+                                  <a:lumOff val="80000"/>
+                                </a:schemeClr>
+                              </a:solidFill>
+                            </wps:spPr>
+                            <wps:style>
+                              <a:lnRef idx="2">
+                                <a:schemeClr val="accent1">
+                                  <a:shade val="15000"/>
+                                </a:schemeClr>
+                              </a:lnRef>
+                              <a:fillRef idx="1">
+                                <a:schemeClr val="accent1"/>
+                              </a:fillRef>
+                              <a:effectRef idx="0">
+                                <a:schemeClr val="accent1"/>
+                              </a:effectRef>
+                              <a:fontRef idx="minor">
+                                <a:schemeClr val="lt1"/>
+                              </a:fontRef>
+                            </wps:style>
+                            <wps:txbx>
+                              <w:txbxContent>
+                                <w:p>
+                                  <w:pPr>
+                                    <w:jc w:val="center"/>
+                                    <w:rPr>
+                                      <w:color w:val="EE0000"/>
+                                    </w:rPr>
+                                  </w:pPr>
+                                  <w:r>
+                                    <w:rPr>
+                                      <w:color w:val="EE0000"/>
+                                    </w:rPr>
+                                    <w:t xml:space="preserve">NETFLIX </w:t>
+                                  </w:r>
+                                </w:p>
+                                <w:p>
+                                  <w:pPr>
+                                    <w:jc w:val="center"/>
+                                    <w:rPr>
+                                      <w:color w:val="000000" w:themeColor="text1"/>
+                                      <w:sz w:val="20"/>
+                                      <w:szCs w:val="20"/>
+                                    </w:rPr>
+                                  </w:pPr>
+                                  <w:r>
+                                    <w:rPr>
+                                      <w:color w:val="000000" w:themeColor="text1"/>
+                                      <w:sz w:val="20"/>
+                                      <w:szCs w:val="20"/>
+                                    </w:rPr>
+                                    <w:t>3 Months Only at 99/-</w:t>
+                                  </w:r>
+                                </w:p>
+                                <w:p>
+                                  <w:pPr>
+                                    <w:jc w:val="center"/>
+                                    <w:rPr>
+                                      <w:color w:val="000000" w:themeColor="text1"/>
+                                      <w:sz w:val="20"/>
+                                      <w:szCs w:val="20"/>
+                                    </w:rPr>
+                                  </w:pPr>
+                                  <w:r>
+                                    <w:rPr>
+                                      <w:color w:val="000000" w:themeColor="text1"/>
+                                      <w:sz w:val="20"/>
+                                      <w:szCs w:val="20"/>
+                                    </w:rPr>
+                                    <w:t xml:space="preserve">Call 99887766 </w:t>
+                                  </w:r>
+                                </w:p>
+                                <w:p>
+                                  <w:pPr>
+                                    <w:jc w:val="center"/>
+                                    <w:rPr>
+                                      <w:color w:val="000000" w:themeColor="text1"/>
+                                      <w:sz w:val="16"/>
+                                      <w:szCs w:val="16"/>
+                                    </w:rPr>
+                                  </w:pPr>
+                                  <w:r>
+                                    <w:rPr>
+                                      <w:color w:val="000000" w:themeColor="text1"/>
+                                      <w:sz w:val="16"/>
+                                      <w:szCs w:val="16"/>
+                                    </w:rPr>
+                                    <w:t>mention your PPS customer id</w:t>
+                                  </w:r>
+                                </w:p>
+                                <w:p/>
+                              </w:txbxContent>
+                            </wps:txbx>
+                            <wps:bodyPr rot="0" spcFirstLastPara="0" vertOverflow="overflow" horzOverflow="overflow" vert="horz" wrap="square" lIns="91440" tIns="45720" rIns="91440" bIns="45720" numCol="1" spcCol="0" rtlCol="0" fromWordArt="0" anchor="ctr" anchorCtr="0" forceAA="0" compatLnSpc="1">
+                              <a:prstTxWarp prst="textNoShape">
+                                <a:avLst/>
+                              </a:prstTxWarp>
+                              <a:noAutofit/>
+                            </wps:bodyPr>
+                          </wps:wsp>
+                        </a:graphicData>
+                      </a:graphic>
+                      <wp14:sizeRelH relativeFrom="margin">
+                        <wp14:pctWidth>0</wp14:pctWidth>
+                      </wp14:sizeRelH>
+                      <wp14:sizeRelV relativeFrom="margin">
+                        <wp14:pctHeight>0</wp14:pctHeight>
+                      </wp14:sizeRelV>
+                    </wp:anchor>
+                  </w:drawing>
+                </mc:Choice>
+                <mc:Fallback>
+                  <w:pict>
+                    <v:rect w14:anchorId="36928B2B" id="Rectangle: Rounded Corners 3" o:spid="_x0000_s1026" style="position:absolute;margin-left:3.85pt;margin-top:4.1pt;width:194pt;height:97.5pt;z-index:251666432;visibility:visible;mso-wrap-style:square;mso-width-percent:0;mso-height-percent:0;mso-wrap-distance-left:9pt;mso-wrap-distance-top:0;mso-wrap-distance-right:9pt;mso-wrap-distance-bottom:0;mso-position-horizontal:absolute;mso-position-horizontal-relative:text;mso-position-vertical:absolute;mso-position-vertical-relative:text;mso-width-percent:0;mso-height-percent:0;mso-width-relative:margin;mso-height-relative:margin;v-text-anchor:middle" o:gfxdata="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" fillcolor="#deeaf6 [664]" strokecolor="#09101d [484]" strokeweight="1pt">
+                      <v:textbox>
+                        <w:txbxContent>
+                          <w:p>
+                            <w:pPr>
+                              <w:jc w:val="center"/>
+                              <w:rPr>
+                                <w:color w:val="EE0000"/>
+                              </w:rPr>
+                            </w:pPr>
+                            <w:r>
+                              <w:rPr>
+                                <w:color w:val="EE0000"/>
+                              </w:rPr>
+                              <w:t xml:space="preserve">NETFLIX </w:t>
+                            </w:r>
+                          </w:p>
+                          <w:p>
+                            <w:pPr>
+                              <w:jc w:val="center"/>
+                              <w:rPr>
+                                <w:color w:val="000000" w:themeColor="text1"/>
+                                <w:sz w:val="20"/>
+                                <w:szCs w:val="20"/>
+                              </w:rPr>
+                            </w:pPr>
+                            <w:r>
+                              <w:rPr>
+                                <w:color w:val="000000" w:themeColor="text1"/>
+                                <w:sz w:val="20"/>
+                                <w:szCs w:val="20"/>
+                              </w:rPr>
+                              <w:t>3 Months Only at 99/-</w:t>
+                            </w:r>
+                          </w:p>
+                          <w:p>
+                            <w:pPr>
+                              <w:jc w:val="center"/>
+                              <w:rPr>
+                                <w:color w:val="000000" w:themeColor="text1"/>
+                                <w:sz w:val="20"/>
+                                <w:szCs w:val="20"/>
+                              </w:rPr>
+                            </w:pPr>
+                            <w:r>
+                              <w:rPr>
+                                <w:color w:val="000000" w:themeColor="text1"/>
+                                <w:sz w:val="20"/>
+                                <w:szCs w:val="20"/>
+                              </w:rPr>
+                              <w:t xml:space="preserve">Call 99887766 </w:t>
+                            </w:r>
+                          </w:p>
+                          <w:p>
+                            <w:pPr>
+                              <w:jc w:val="center"/>
+                              <w:rPr>
+                                <w:color w:val="000000" w:themeColor="text1"/>
+                                <w:sz w:val="16"/>
+                                <w:szCs w:val="16"/>
+                              </w:rPr>
+                            </w:pPr>
+                            <w:r>
+                              <w:rPr>
+                                <w:color w:val="000000" w:themeColor="text1"/>
+                                <w:sz w:val="16"/>
+                                <w:szCs w:val="16"/>
+                              </w:rPr>
+                              <w:t>mention your PPS customer id</w:t>
+                            </w:r>
+                          </w:p>
+                          <w:p/>
+                        </w:txbxContent>
+                      </v:textbox>
+                    </v:rect>
+                  </w:pict>
+                </mc:Fallback>
+              </mc:AlternateContent>
             </w:r>
           </w:p>
           <w:p>
             <w:pPr>
-              <w:rPr>
-                <w:rFonts w:ascii="Arial" w:hAnsi="Arial" w:cs="Arial"/>
-                <w:color w:val="1F3864" w:themeColor="accent1" w:themeShade="80"/>
-              </w:rPr>
+              <w:jc w:val="right"/>
             </w:pPr>
-            <w:r>
-              <w:rPr>
-                <w:rFonts w:ascii="Arial" w:hAnsi="Arial" w:cs="Arial"/>
-                <w:color w:val="1F3864" w:themeColor="accent1" w:themeShade="80"/>
-              </w:rPr>
-              <w:t xml:space="preserve">Bill </w:t>
-            </w:r>
-            <w:proofErr w:type="gramStart"/>
-            <w:r>
-              <w:rPr>
-                <w:rFonts w:ascii="Arial" w:hAnsi="Arial" w:cs="Arial"/>
-                <w:color w:val="1F3864" w:themeColor="accent1" w:themeShade="80"/>
-              </w:rPr>
-              <w:t>Period</w:t>
-            </w:r>
-            <w:r>
-              <w:rPr>
-                <w:rFonts w:ascii="Arial" w:hAnsi="Arial" w:cs="Arial"/>
-                <w:color w:val="1F3864" w:themeColor="accent1" w:themeShade="80"/>
-              </w:rPr>
-              <w:t xml:space="preserve"> :</w:t>
-            </w:r>
-            <w:proofErr w:type="gramEnd"/>
-            <w:r>
-              <w:rPr>
-                <w:rFonts w:ascii="Arial" w:hAnsi="Arial" w:cs="Arial"/>
-                <w:color w:val="1F3864" w:themeColor="accent1" w:themeShade="80"/>
-              </w:rPr>
-              <w:t xml:space="preserve"> {{BILL_PERIOD_STARTDATE}} - {{BILL_PERIOD_ENDDATE}</w:t>
-            </w:r>
-            <w:r>
-              <w:rPr>
-                <w:rFonts w:ascii="Arial" w:hAnsi="Arial" w:cs="Arial"/>
-                <w:color w:val="1F3864" w:themeColor="accent1" w:themeShade="80"/>
-              </w:rPr>
-              <w:t>}</w:t>
-            </w:r>
           </w:p>
+        </w:tc>
+      </w:tr>
+      <w:tr>
+        <w:tc>
+          <w:tcPr>
+            <w:tcW w:w="1795" w:type="dxa"/>
+          </w:tcPr>
           <w:p>
             <w:pPr>
               <w:rPr>
-                <w:rFonts w:ascii="Arial" w:hAnsi="Arial" w:cs="Arial"/>
-                <w:color w:val="1F3864" w:themeColor="accent1" w:themeShade="80"/>
-              </w:rPr>
-            </w:pPr>
-            <w:r>
-              <w:rPr>
-                <w:rFonts w:ascii="Arial" w:hAnsi="Arial" w:cs="Arial"/>
-                <w:color w:val="1F3864" w:themeColor="accent1" w:themeShade="80"/>
-              </w:rPr>
-              <w:t xml:space="preserve">Bill </w:t>
-            </w:r>
-            <w:proofErr w:type="gramStart"/>
-            <w:r>
-              <w:rPr>
-                <w:rFonts w:ascii="Arial" w:hAnsi="Arial" w:cs="Arial"/>
-                <w:color w:val="1F3864" w:themeColor="accent1" w:themeShade="80"/>
-              </w:rPr>
-              <w:t>Date :</w:t>
-            </w:r>
-            <w:proofErr w:type="gramEnd"/>
-            <w:r>
-              <w:rPr>
-                <w:rFonts w:ascii="Arial" w:hAnsi="Arial" w:cs="Arial"/>
-                <w:color w:val="1F3864" w:themeColor="accent1" w:themeShade="80"/>
-              </w:rPr>
-              <w:t xml:space="preserve"> {{</w:t>
-            </w:r>
-            <w:proofErr w:type="spellStart"/>
-            <w:r>
-              <w:rPr>
-                <w:rFonts w:ascii="Arial" w:hAnsi="Arial" w:cs="Arial"/>
-                <w:color w:val="1F3864" w:themeColor="accent1" w:themeShade="80"/>
-              </w:rPr>
-              <w:t>BillDate</w:t>
-            </w:r>
-            <w:proofErr w:type="spellEnd"/>
-            <w:r>
-              <w:rPr>
-                <w:rFonts w:ascii="Arial" w:hAnsi="Arial" w:cs="Arial"/>
-                <w:color w:val="1F3864" w:themeColor="accent1" w:themeShade="80"/>
-              </w:rPr>
-              <w:t>}}</w:t>
-            </w:r>
-          </w:p>
-          <w:p>
-            <w:pPr>
-              <w:rPr>
-                <w:color w:val="1F3864" w:themeColor="accent1" w:themeShade="80"/>
+                <w:rFonts w:cstheme="minorHAnsi"/>
+                <w:color w:val="1F3864" w:themeColor="accent1" w:themeShade="80"/>
+                <w:sz w:val="20"/>
+                <w:szCs w:val="20"/>
               </w:rPr>
             </w:pPr>
           </w:p>
         </w:tc>
         <w:tc>
           <w:tcPr>
-            <w:tcW w:w="3775" w:type="dxa"/>
+            <w:tcW w:w="3690" w:type="dxa"/>
           </w:tcPr>
           <w:p>
-            <w:r>
-              <w:rPr>
-                <w:noProof/>
-              </w:rPr>
-              <w:drawing>
-                <wp:anchor distT="0" distB="0" distL="114300" distR="114300" simplePos="0" relativeHeight="251660288" behindDoc="0" locked="0" layoutInCell="1" allowOverlap="1" wp14:anchorId="31F62D47" wp14:editId="409666F3">
-                  <wp:simplePos x="0" y="0"/>
-                  <wp:positionH relativeFrom="margin">
-                    <wp:posOffset>1905</wp:posOffset>
-                  </wp:positionH>
-                  <wp:positionV relativeFrom="margin">
-                    <wp:posOffset>2540</wp:posOffset>
-                  </wp:positionV>
-                  <wp:extent cx="2419350" cy="1498600"/>
-                  <wp:effectExtent l="0" t="0" r="0" b="6350"/>
-                  <wp:wrapSquare wrapText="bothSides"/>
-                  <wp:docPr id="1338640504" name="Picture 1"/>
-                  <wp:cNvGraphicFramePr>
-                    <a:graphicFrameLocks xmlns:a="http://schemas.openxmlformats.org/drawingml/2006/main" noChangeAspect="1"/>
-                  </wp:cNvGraphicFramePr>
-                  <a:graphic xmlns:a="http://schemas.openxmlformats.org/drawingml/2006/main">
-                    <a:graphicData uri="http://schemas.openxmlformats.org/drawingml/2006/picture">
-                      <pic:pic xmlns:pic="http://schemas.openxmlformats.org/drawingml/2006/picture">
-                        <pic:nvPicPr>
-                          <pic:cNvPr id="1338640504" name="Picture 1338640504"/>
-                          <pic:cNvPicPr/>
-                        </pic:nvPicPr>
-                        <pic:blipFill rotWithShape="1">
-                          <a:blip r:embed="rId5" cstate="print">
-                            <a:extLst>
-                              <a:ext uri="{28A0092B-C50C-407E-A947-70E740481C1C}">
-                                <a14:useLocalDpi xmlns:a14="http://schemas.microsoft.com/office/drawing/2010/main" val="0"/>
-                              </a:ext>
-                            </a:extLst>
-                          </a:blip>
-                          <a:srcRect l="5926" t="15574" b="15860"/>
-                          <a:stretch>
-                            <a:fillRect/>
-                          </a:stretch>
-                        </pic:blipFill>
-                        <pic:spPr bwMode="auto">
-                          <a:xfrm>
-                            <a:off x="0" y="0"/>
-                            <a:ext cx="2419350" cy="1498600"/>
-                          </a:xfrm>
-                          <a:prstGeom prst="rect">
-                            <a:avLst/>
-                          </a:prstGeom>
-                          <a:ln>
-                            <a:noFill/>
-                          </a:ln>
-                          <a:extLst>
-                            <a:ext uri="{53640926-AAD7-44D8-BBD7-CCE9431645EC}">
-                              <a14:shadowObscured xmlns:a14="http://schemas.microsoft.com/office/drawing/2010/main"/>
-                            </a:ext>
-                          </a:extLst>
-                        </pic:spPr>
-                      </pic:pic>
-                    </a:graphicData>
-                  </a:graphic>
-                  <wp14:sizeRelV relativeFrom="margin">
-                    <wp14:pctHeight>0</wp14:pctHeight>
-                  </wp14:sizeRelV>
-                </wp:anchor>
-              </w:drawing>
-            </w:r>
+            <w:pPr>
+              <w:rPr>
+                <w:rFonts w:cstheme="minorHAnsi"/>
+                <w:color w:val="1F3864" w:themeColor="accent1" w:themeShade="80"/>
+                <w:sz w:val="20"/>
+                <w:szCs w:val="20"/>
+              </w:rPr>
+            </w:pPr>
+          </w:p>
+        </w:tc>
+        <w:tc>
+          <w:tcPr>
+            <w:tcW w:w="3865" w:type="dxa"/>
+          </w:tcPr>
+          <w:p>
+            <w:pPr>
+              <w:rPr>
+                <w:sz w:val="14"/>
+                <w:szCs w:val="14"/>
+              </w:rPr>
+            </w:pPr>
           </w:p>
         </w:tc>
       </w:tr>
@@ -594,6 +860,10 @@
     <w:p>
       <w:pPr>
         <w:jc w:val="center"/>
+        <w:rPr>
+          <w:b/>
+          <w:bCs/>
+        </w:rPr>
       </w:pPr>
     </w:p>
     <w:p>
@@ -604,6 +874,15 @@
           <w:bCs/>
         </w:rPr>
       </w:pPr>
+    </w:p>
+    <w:p>
+      <w:pPr>
+        <w:jc w:val="center"/>
+        <w:rPr>
+          <w:b/>
+          <w:bCs/>
+        </w:rPr>
+      </w:pPr>
       <w:r>
         <w:rPr>
           <w:b/>
@@ -623,89 +902,105 @@
       <w:pPr>
         <w:spacing w:after="0"/>
         <w:rPr>
-          <w:rFonts w:ascii="Avenir Next LT Pro Light" w:hAnsi="Avenir Next LT Pro Light"/>
+          <w:rFonts w:cstheme="minorHAnsi"/>
+          <w:sz w:val="20"/>
+          <w:szCs w:val="20"/>
         </w:rPr>
       </w:pPr>
       <w:r>
         <w:rPr>
-          <w:rFonts w:ascii="Avenir Next LT Pro Light" w:hAnsi="Avenir Next LT Pro Light"/>
+          <w:rFonts w:cstheme="minorHAnsi"/>
           <w:b/>
           <w:bCs/>
           <w:color w:val="1F3864" w:themeColor="accent1" w:themeShade="80"/>
+          <w:sz w:val="20"/>
+          <w:szCs w:val="20"/>
         </w:rPr>
         <w:t xml:space="preserve">Monthly Recurring </w:t>
       </w:r>
-      <w:proofErr w:type="gramStart"/>
-      <w:r>
-        <w:rPr>
-          <w:rFonts w:ascii="Avenir Next LT Pro Light" w:hAnsi="Avenir Next LT Pro Light"/>
+      <w:r>
+        <w:rPr>
+          <w:rFonts w:cstheme="minorHAnsi"/>
           <w:b/>
           <w:bCs/>
           <w:color w:val="1F3864" w:themeColor="accent1" w:themeShade="80"/>
+          <w:sz w:val="20"/>
+          <w:szCs w:val="20"/>
         </w:rPr>
         <w:t>Charges</w:t>
       </w:r>
       <w:r>
         <w:rPr>
-          <w:rFonts w:ascii="Avenir Next LT Pro Light" w:hAnsi="Avenir Next LT Pro Light"/>
+          <w:rFonts w:cstheme="minorHAnsi"/>
           <w:color w:val="1F3864" w:themeColor="accent1" w:themeShade="80"/>
+          <w:sz w:val="20"/>
+          <w:szCs w:val="20"/>
+        </w:rPr>
+        <w:t>:</w:t>
+      </w:r>
+      <w:r>
+        <w:rPr>
+          <w:rFonts w:cstheme="minorHAnsi"/>
+          <w:sz w:val="20"/>
+          <w:szCs w:val="20"/>
+        </w:rPr>
+        <w:tab/>
+      </w:r>
+      <w:r>
+        <w:rPr>
+          <w:rFonts w:cstheme="minorHAnsi"/>
+          <w:sz w:val="20"/>
+          <w:szCs w:val="20"/>
         </w:rPr>
         <w:t xml:space="preserve"> </w:t>
       </w:r>
       <w:r>
         <w:rPr>
-          <w:rFonts w:ascii="Avenir Next LT Pro Light" w:hAnsi="Avenir Next LT Pro Light"/>
-        </w:rPr>
-        <w:t>:</w:t>
-      </w:r>
-      <w:proofErr w:type="gramEnd"/>
-      <w:r>
-        <w:rPr>
-          <w:rFonts w:ascii="Avenir Next LT Pro Light" w:hAnsi="Avenir Next LT Pro Light"/>
+          <w:rFonts w:cstheme="minorHAnsi"/>
+          <w:sz w:val="20"/>
+          <w:szCs w:val="20"/>
         </w:rPr>
         <w:tab/>
       </w:r>
       <w:r>
         <w:rPr>
-          <w:rFonts w:ascii="Avenir Next LT Pro Light" w:hAnsi="Avenir Next LT Pro Light"/>
-        </w:rPr>
-        <w:t xml:space="preserve"> </w:t>
-      </w:r>
-      <w:r>
-        <w:rPr>
-          <w:rFonts w:ascii="Arial" w:hAnsi="Arial" w:cs="Arial"/>
-        </w:rPr>
-        <w:t>₹</w:t>
-      </w:r>
-      <w:r>
-        <w:rPr>
-          <w:rFonts w:ascii="Avenir Next LT Pro Light" w:hAnsi="Avenir Next LT Pro Light"/>
-        </w:rPr>
-        <w:t>{{</w:t>
+          <w:rFonts w:cstheme="minorHAnsi"/>
+          <w:sz w:val="20"/>
+          <w:szCs w:val="20"/>
+        </w:rPr>
+        <w:t>₹{{</w:t>
       </w:r>
       <w:proofErr w:type="spellStart"/>
       <w:r>
         <w:rPr>
-          <w:rFonts w:ascii="Avenir Next LT Pro Light" w:hAnsi="Avenir Next LT Pro Light"/>
+          <w:rFonts w:cstheme="minorHAnsi"/>
+          <w:sz w:val="20"/>
+          <w:szCs w:val="20"/>
         </w:rPr>
         <w:t>total</w:t>
       </w:r>
       <w:r>
         <w:rPr>
-          <w:rFonts w:ascii="Avenir Next LT Pro Light" w:hAnsi="Avenir Next LT Pro Light"/>
+          <w:rFonts w:cstheme="minorHAnsi"/>
+          <w:sz w:val="20"/>
+          <w:szCs w:val="20"/>
         </w:rPr>
         <w:t>MonthlyRecurring</w:t>
       </w:r>
       <w:r>
         <w:rPr>
-          <w:rFonts w:ascii="Avenir Next LT Pro Light" w:hAnsi="Avenir Next LT Pro Light"/>
+          <w:rFonts w:cstheme="minorHAnsi"/>
+          <w:sz w:val="20"/>
+          <w:szCs w:val="20"/>
         </w:rPr>
         <w:t>Charges</w:t>
       </w:r>
       <w:proofErr w:type="spellEnd"/>
       <w:r>
         <w:rPr>
-          <w:rFonts w:ascii="Avenir Next LT Pro Light" w:hAnsi="Avenir Next LT Pro Light"/>
+          <w:rFonts w:cstheme="minorHAnsi"/>
+          <w:sz w:val="20"/>
+          <w:szCs w:val="20"/>
         </w:rPr>
         <w:t>}}</w:t>
       </w:r>
@@ -714,95 +1009,105 @@
       <w:pPr>
         <w:spacing w:after="0"/>
         <w:rPr>
-          <w:rFonts w:ascii="Avenir Next LT Pro Light" w:hAnsi="Avenir Next LT Pro Light"/>
+          <w:rFonts w:cstheme="minorHAnsi"/>
+          <w:sz w:val="20"/>
+          <w:szCs w:val="20"/>
         </w:rPr>
       </w:pPr>
       <w:r>
         <w:rPr>
-          <w:rFonts w:ascii="Avenir Next LT Pro Light" w:hAnsi="Avenir Next LT Pro Light"/>
+          <w:rFonts w:cstheme="minorHAnsi"/>
           <w:b/>
           <w:bCs/>
           <w:color w:val="1F3864" w:themeColor="accent1" w:themeShade="80"/>
+          <w:sz w:val="20"/>
+          <w:szCs w:val="20"/>
         </w:rPr>
         <w:t xml:space="preserve">Usage </w:t>
       </w:r>
-      <w:proofErr w:type="gramStart"/>
-      <w:r>
-        <w:rPr>
-          <w:rFonts w:ascii="Avenir Next LT Pro Light" w:hAnsi="Avenir Next LT Pro Light"/>
+      <w:r>
+        <w:rPr>
+          <w:rFonts w:cstheme="minorHAnsi"/>
           <w:b/>
           <w:bCs/>
           <w:color w:val="1F3864" w:themeColor="accent1" w:themeShade="80"/>
+          <w:sz w:val="20"/>
+          <w:szCs w:val="20"/>
         </w:rPr>
         <w:t>Charges</w:t>
       </w:r>
       <w:r>
         <w:rPr>
-          <w:rFonts w:ascii="Avenir Next LT Pro Light" w:hAnsi="Avenir Next LT Pro Light"/>
+          <w:rFonts w:cstheme="minorHAnsi"/>
           <w:color w:val="1F3864" w:themeColor="accent1" w:themeShade="80"/>
-        </w:rPr>
-        <w:t xml:space="preserve"> </w:t>
-      </w:r>
-      <w:r>
-        <w:rPr>
-          <w:rFonts w:ascii="Avenir Next LT Pro Light" w:hAnsi="Avenir Next LT Pro Light"/>
+          <w:sz w:val="20"/>
+          <w:szCs w:val="20"/>
         </w:rPr>
         <w:t>:</w:t>
       </w:r>
-      <w:proofErr w:type="gramEnd"/>
-      <w:r>
-        <w:rPr>
-          <w:rFonts w:ascii="Avenir Next LT Pro Light" w:hAnsi="Avenir Next LT Pro Light"/>
+      <w:r>
+        <w:rPr>
+          <w:rFonts w:cstheme="minorHAnsi"/>
+          <w:sz w:val="20"/>
+          <w:szCs w:val="20"/>
         </w:rPr>
         <w:tab/>
       </w:r>
       <w:r>
         <w:rPr>
-          <w:rFonts w:ascii="Avenir Next LT Pro Light" w:hAnsi="Avenir Next LT Pro Light"/>
+          <w:rFonts w:cstheme="minorHAnsi"/>
+          <w:sz w:val="20"/>
+          <w:szCs w:val="20"/>
         </w:rPr>
         <w:tab/>
       </w:r>
       <w:r>
         <w:rPr>
-          <w:rFonts w:ascii="Avenir Next LT Pro Light" w:hAnsi="Avenir Next LT Pro Light"/>
+          <w:rFonts w:cstheme="minorHAnsi"/>
+          <w:sz w:val="20"/>
+          <w:szCs w:val="20"/>
         </w:rPr>
         <w:tab/>
       </w:r>
       <w:r>
         <w:rPr>
-          <w:rFonts w:ascii="Avenir Next LT Pro Light" w:hAnsi="Avenir Next LT Pro Light"/>
-        </w:rPr>
-        <w:t xml:space="preserve"> </w:t>
-      </w:r>
-      <w:r>
-        <w:rPr>
-          <w:rFonts w:ascii="Arial" w:hAnsi="Arial" w:cs="Arial"/>
-        </w:rPr>
-        <w:t>₹</w:t>
-      </w:r>
-      <w:r>
-        <w:rPr>
-          <w:rFonts w:ascii="Avenir Next LT Pro Light" w:hAnsi="Avenir Next LT Pro Light"/>
-        </w:rPr>
-        <w:t>{{</w:t>
+          <w:rFonts w:cstheme="minorHAnsi"/>
+          <w:sz w:val="20"/>
+          <w:szCs w:val="20"/>
+        </w:rPr>
+        <w:tab/>
+      </w:r>
+      <w:r>
+        <w:rPr>
+          <w:rFonts w:cstheme="minorHAnsi"/>
+          <w:sz w:val="20"/>
+          <w:szCs w:val="20"/>
+        </w:rPr>
+        <w:t xml:space="preserve"> ₹{{</w:t>
       </w:r>
       <w:proofErr w:type="spellStart"/>
       <w:r>
         <w:rPr>
-          <w:rFonts w:ascii="Avenir Next LT Pro Light" w:hAnsi="Avenir Next LT Pro Light"/>
+          <w:rFonts w:cstheme="minorHAnsi"/>
+          <w:sz w:val="20"/>
+          <w:szCs w:val="20"/>
         </w:rPr>
         <w:t>total</w:t>
       </w:r>
       <w:r>
         <w:rPr>
-          <w:rFonts w:ascii="Avenir Next LT Pro Light" w:hAnsi="Avenir Next LT Pro Light"/>
+          <w:rFonts w:cstheme="minorHAnsi"/>
+          <w:sz w:val="20"/>
+          <w:szCs w:val="20"/>
         </w:rPr>
         <w:t>UsageCharges</w:t>
       </w:r>
       <w:proofErr w:type="spellEnd"/>
       <w:r>
         <w:rPr>
-          <w:rFonts w:ascii="Avenir Next LT Pro Light" w:hAnsi="Avenir Next LT Pro Light"/>
+          <w:rFonts w:cstheme="minorHAnsi"/>
+          <w:sz w:val="20"/>
+          <w:szCs w:val="20"/>
         </w:rPr>
         <w:t>}}</w:t>
       </w:r>
@@ -811,95 +1116,113 @@
       <w:pPr>
         <w:spacing w:after="0"/>
         <w:rPr>
-          <w:rFonts w:ascii="Avenir Next LT Pro Light" w:hAnsi="Avenir Next LT Pro Light"/>
+          <w:rFonts w:cstheme="minorHAnsi"/>
+          <w:sz w:val="20"/>
+          <w:szCs w:val="20"/>
         </w:rPr>
       </w:pPr>
       <w:r>
         <w:rPr>
-          <w:rFonts w:ascii="Avenir Next LT Pro Light" w:hAnsi="Avenir Next LT Pro Light"/>
+          <w:rFonts w:cstheme="minorHAnsi"/>
           <w:b/>
           <w:bCs/>
           <w:color w:val="1F3864" w:themeColor="accent1" w:themeShade="80"/>
+          <w:sz w:val="20"/>
+          <w:szCs w:val="20"/>
         </w:rPr>
         <w:t xml:space="preserve">Other </w:t>
       </w:r>
-      <w:proofErr w:type="gramStart"/>
-      <w:r>
-        <w:rPr>
-          <w:rFonts w:ascii="Avenir Next LT Pro Light" w:hAnsi="Avenir Next LT Pro Light"/>
+      <w:r>
+        <w:rPr>
+          <w:rFonts w:cstheme="minorHAnsi"/>
           <w:b/>
           <w:bCs/>
           <w:color w:val="1F3864" w:themeColor="accent1" w:themeShade="80"/>
+          <w:sz w:val="20"/>
+          <w:szCs w:val="20"/>
         </w:rPr>
         <w:t>Charges</w:t>
       </w:r>
       <w:r>
         <w:rPr>
-          <w:rFonts w:ascii="Avenir Next LT Pro Light" w:hAnsi="Avenir Next LT Pro Light"/>
+          <w:rFonts w:cstheme="minorHAnsi"/>
           <w:color w:val="1F3864" w:themeColor="accent1" w:themeShade="80"/>
+          <w:sz w:val="20"/>
+          <w:szCs w:val="20"/>
+        </w:rPr>
+        <w:t>:</w:t>
+      </w:r>
+      <w:r>
+        <w:rPr>
+          <w:rFonts w:cstheme="minorHAnsi"/>
+          <w:sz w:val="20"/>
+          <w:szCs w:val="20"/>
         </w:rPr>
         <w:t xml:space="preserve"> </w:t>
       </w:r>
       <w:r>
         <w:rPr>
-          <w:rFonts w:ascii="Avenir Next LT Pro Light" w:hAnsi="Avenir Next LT Pro Light"/>
-        </w:rPr>
-        <w:t>:</w:t>
-      </w:r>
-      <w:proofErr w:type="gramEnd"/>
-      <w:r>
-        <w:rPr>
-          <w:rFonts w:ascii="Avenir Next LT Pro Light" w:hAnsi="Avenir Next LT Pro Light"/>
-        </w:rPr>
-        <w:t xml:space="preserve"> </w:t>
-      </w:r>
-      <w:r>
-        <w:rPr>
-          <w:rFonts w:ascii="Avenir Next LT Pro Light" w:hAnsi="Avenir Next LT Pro Light"/>
+          <w:rFonts w:cstheme="minorHAnsi"/>
+          <w:sz w:val="20"/>
+          <w:szCs w:val="20"/>
         </w:rPr>
         <w:tab/>
       </w:r>
       <w:r>
         <w:rPr>
-          <w:rFonts w:ascii="Avenir Next LT Pro Light" w:hAnsi="Avenir Next LT Pro Light"/>
+          <w:rFonts w:cstheme="minorHAnsi"/>
+          <w:sz w:val="20"/>
+          <w:szCs w:val="20"/>
         </w:rPr>
         <w:tab/>
       </w:r>
       <w:r>
         <w:rPr>
-          <w:rFonts w:ascii="Avenir Next LT Pro Light" w:hAnsi="Avenir Next LT Pro Light"/>
+          <w:rFonts w:cstheme="minorHAnsi"/>
+          <w:sz w:val="20"/>
+          <w:szCs w:val="20"/>
         </w:rPr>
         <w:tab/>
       </w:r>
       <w:r>
         <w:rPr>
-          <w:rFonts w:ascii="Arial" w:hAnsi="Arial" w:cs="Arial"/>
-        </w:rPr>
-        <w:t>₹</w:t>
-      </w:r>
-      <w:r>
-        <w:rPr>
-          <w:rFonts w:ascii="Avenir Next LT Pro Light" w:hAnsi="Avenir Next LT Pro Light"/>
-        </w:rPr>
-        <w:t>{{</w:t>
+          <w:rFonts w:cstheme="minorHAnsi"/>
+          <w:sz w:val="20"/>
+          <w:szCs w:val="20"/>
+        </w:rPr>
+        <w:tab/>
+      </w:r>
+      <w:r>
+        <w:rPr>
+          <w:rFonts w:cstheme="minorHAnsi"/>
+          <w:sz w:val="20"/>
+          <w:szCs w:val="20"/>
+        </w:rPr>
+        <w:t>₹{{</w:t>
       </w:r>
       <w:proofErr w:type="spellStart"/>
       <w:r>
         <w:rPr>
-          <w:rFonts w:ascii="Avenir Next LT Pro Light" w:hAnsi="Avenir Next LT Pro Light"/>
+          <w:rFonts w:cstheme="minorHAnsi"/>
+          <w:sz w:val="20"/>
+          <w:szCs w:val="20"/>
         </w:rPr>
         <w:t>total</w:t>
       </w:r>
       <w:r>
         <w:rPr>
-          <w:rFonts w:ascii="Avenir Next LT Pro Light" w:hAnsi="Avenir Next LT Pro Light"/>
+          <w:rFonts w:cstheme="minorHAnsi"/>
+          <w:sz w:val="20"/>
+          <w:szCs w:val="20"/>
         </w:rPr>
         <w:t>OtherCharges</w:t>
       </w:r>
       <w:proofErr w:type="spellEnd"/>
       <w:r>
         <w:rPr>
-          <w:rFonts w:ascii="Avenir Next LT Pro Light" w:hAnsi="Avenir Next LT Pro Light"/>
+          <w:rFonts w:cstheme="minorHAnsi"/>
+          <w:sz w:val="20"/>
+          <w:szCs w:val="20"/>
         </w:rPr>
         <w:t>}}</w:t>
       </w:r>
@@ -908,85 +1231,101 @@
       <w:pPr>
         <w:spacing w:after="0"/>
         <w:rPr>
-          <w:rFonts w:ascii="Avenir Next LT Pro Light" w:hAnsi="Avenir Next LT Pro Light"/>
+          <w:rFonts w:cstheme="minorHAnsi"/>
+          <w:sz w:val="20"/>
+          <w:szCs w:val="20"/>
         </w:rPr>
       </w:pPr>
-      <w:proofErr w:type="gramStart"/>
-      <w:r>
-        <w:rPr>
-          <w:rFonts w:ascii="Avenir Next LT Pro Light" w:hAnsi="Avenir Next LT Pro Light"/>
+      <w:r>
+        <w:rPr>
+          <w:rFonts w:cstheme="minorHAnsi"/>
           <w:b/>
           <w:bCs/>
           <w:color w:val="1F3864" w:themeColor="accent1" w:themeShade="80"/>
+          <w:sz w:val="20"/>
+          <w:szCs w:val="20"/>
         </w:rPr>
         <w:t>Taxes</w:t>
       </w:r>
       <w:r>
         <w:rPr>
-          <w:rFonts w:ascii="Avenir Next LT Pro Light" w:hAnsi="Avenir Next LT Pro Light"/>
-        </w:rPr>
-        <w:t xml:space="preserve">  </w:t>
-      </w:r>
-      <w:r>
-        <w:rPr>
-          <w:rFonts w:ascii="Avenir Next LT Pro Light" w:hAnsi="Avenir Next LT Pro Light"/>
+          <w:rFonts w:cstheme="minorHAnsi"/>
+          <w:sz w:val="20"/>
+          <w:szCs w:val="20"/>
         </w:rPr>
         <w:t>:</w:t>
       </w:r>
-      <w:proofErr w:type="gramEnd"/>
-      <w:r>
-        <w:rPr>
-          <w:rFonts w:ascii="Avenir Next LT Pro Light" w:hAnsi="Avenir Next LT Pro Light"/>
+      <w:r>
+        <w:rPr>
+          <w:rFonts w:cstheme="minorHAnsi"/>
+          <w:sz w:val="20"/>
+          <w:szCs w:val="20"/>
         </w:rPr>
         <w:t xml:space="preserve"> </w:t>
       </w:r>
       <w:r>
         <w:rPr>
-          <w:rFonts w:ascii="Avenir Next LT Pro Light" w:hAnsi="Avenir Next LT Pro Light"/>
+          <w:rFonts w:cstheme="minorHAnsi"/>
+          <w:sz w:val="20"/>
+          <w:szCs w:val="20"/>
         </w:rPr>
         <w:tab/>
       </w:r>
       <w:r>
         <w:rPr>
-          <w:rFonts w:ascii="Avenir Next LT Pro Light" w:hAnsi="Avenir Next LT Pro Light"/>
+          <w:rFonts w:cstheme="minorHAnsi"/>
+          <w:sz w:val="20"/>
+          <w:szCs w:val="20"/>
         </w:rPr>
         <w:tab/>
       </w:r>
       <w:r>
         <w:rPr>
-          <w:rFonts w:ascii="Avenir Next LT Pro Light" w:hAnsi="Avenir Next LT Pro Light"/>
+          <w:rFonts w:cstheme="minorHAnsi"/>
+          <w:sz w:val="20"/>
+          <w:szCs w:val="20"/>
         </w:rPr>
         <w:tab/>
       </w:r>
       <w:r>
         <w:rPr>
-          <w:rFonts w:ascii="Avenir Next LT Pro Light" w:hAnsi="Avenir Next LT Pro Light"/>
+          <w:rFonts w:cstheme="minorHAnsi"/>
+          <w:sz w:val="20"/>
+          <w:szCs w:val="20"/>
         </w:rPr>
         <w:tab/>
       </w:r>
       <w:r>
         <w:rPr>
-          <w:rFonts w:ascii="Arial" w:hAnsi="Arial" w:cs="Arial"/>
-        </w:rPr>
-        <w:t>₹</w:t>
-      </w:r>
-      <w:r>
-        <w:rPr>
-          <w:rFonts w:ascii="Avenir Next LT Pro Light" w:hAnsi="Avenir Next LT Pro Light"/>
-        </w:rPr>
-        <w:t>{{</w:t>
+          <w:rFonts w:cstheme="minorHAnsi"/>
+          <w:sz w:val="20"/>
+          <w:szCs w:val="20"/>
+        </w:rPr>
+        <w:tab/>
+      </w:r>
+      <w:r>
+        <w:rPr>
+          <w:rFonts w:cstheme="minorHAnsi"/>
+          <w:sz w:val="20"/>
+          <w:szCs w:val="20"/>
+        </w:rPr>
+        <w:t>₹{{</w:t>
       </w:r>
       <w:proofErr w:type="spellStart"/>
       <w:r>
         <w:rPr>
-          <w:rFonts w:ascii="Avenir Next LT Pro Light" w:hAnsi="Avenir Next LT Pro Light"/>
+          <w:rFonts w:cstheme="minorHAnsi"/>
+          <w:sz w:val="20"/>
+          <w:szCs w:val="20"/>
         </w:rPr>
         <w:t>total_taxes</w:t>
       </w:r>
       <w:proofErr w:type="spellEnd"/>
       <w:r>
         <w:rPr>
-          <w:rFonts w:ascii="Avenir Next LT Pro Light" w:hAnsi="Avenir Next LT Pro Light"/>
+          <w:rFonts w:cstheme="minorHAnsi"/>
+          <w:sz w:val="20"/>
+          <w:szCs w:val="20"/>
         </w:rPr>
         <w:t>}}</w:t>
       </w:r>
@@ -995,83 +1334,97 @@
       <w:pPr>
         <w:spacing w:after="0"/>
         <w:rPr>
-          <w:rFonts w:ascii="Avenir Next LT Pro Light" w:hAnsi="Avenir Next LT Pro Light"/>
+          <w:rFonts w:cstheme="minorHAnsi"/>
+          <w:sz w:val="20"/>
+          <w:szCs w:val="20"/>
         </w:rPr>
       </w:pPr>
       <w:r>
         <w:rPr>
-          <w:rFonts w:ascii="Avenir Next LT Pro Light" w:hAnsi="Avenir Next LT Pro Light"/>
+          <w:rFonts w:cstheme="minorHAnsi"/>
           <w:b/>
           <w:bCs/>
           <w:color w:val="1F3864" w:themeColor="accent1" w:themeShade="80"/>
+          <w:sz w:val="20"/>
+          <w:szCs w:val="20"/>
         </w:rPr>
         <w:t xml:space="preserve">Total Amount </w:t>
       </w:r>
-      <w:proofErr w:type="gramStart"/>
-      <w:r>
-        <w:rPr>
-          <w:rFonts w:ascii="Avenir Next LT Pro Light" w:hAnsi="Avenir Next LT Pro Light"/>
+      <w:r>
+        <w:rPr>
+          <w:rFonts w:cstheme="minorHAnsi"/>
           <w:b/>
           <w:bCs/>
           <w:color w:val="1F3864" w:themeColor="accent1" w:themeShade="80"/>
+          <w:sz w:val="20"/>
+          <w:szCs w:val="20"/>
         </w:rPr>
         <w:t>Due</w:t>
       </w:r>
       <w:r>
         <w:rPr>
-          <w:rFonts w:ascii="Avenir Next LT Pro Light" w:hAnsi="Avenir Next LT Pro Light"/>
+          <w:rFonts w:cstheme="minorHAnsi"/>
           <w:color w:val="1F3864" w:themeColor="accent1" w:themeShade="80"/>
+          <w:sz w:val="20"/>
+          <w:szCs w:val="20"/>
+        </w:rPr>
+        <w:t>:</w:t>
+      </w:r>
+      <w:r>
+        <w:rPr>
+          <w:rFonts w:cstheme="minorHAnsi"/>
+          <w:sz w:val="20"/>
+          <w:szCs w:val="20"/>
         </w:rPr>
         <w:t xml:space="preserve"> </w:t>
       </w:r>
       <w:r>
         <w:rPr>
-          <w:rFonts w:ascii="Avenir Next LT Pro Light" w:hAnsi="Avenir Next LT Pro Light"/>
-        </w:rPr>
-        <w:t>:</w:t>
-      </w:r>
-      <w:proofErr w:type="gramEnd"/>
-      <w:r>
-        <w:rPr>
-          <w:rFonts w:ascii="Avenir Next LT Pro Light" w:hAnsi="Avenir Next LT Pro Light"/>
-        </w:rPr>
-        <w:t xml:space="preserve"> </w:t>
-      </w:r>
-      <w:r>
-        <w:rPr>
-          <w:rFonts w:ascii="Avenir Next LT Pro Light" w:hAnsi="Avenir Next LT Pro Light"/>
+          <w:rFonts w:cstheme="minorHAnsi"/>
+          <w:sz w:val="20"/>
+          <w:szCs w:val="20"/>
         </w:rPr>
         <w:tab/>
       </w:r>
       <w:r>
         <w:rPr>
-          <w:rFonts w:ascii="Avenir Next LT Pro Light" w:hAnsi="Avenir Next LT Pro Light"/>
+          <w:rFonts w:cstheme="minorHAnsi"/>
+          <w:sz w:val="20"/>
+          <w:szCs w:val="20"/>
         </w:rPr>
         <w:tab/>
       </w:r>
       <w:r>
         <w:rPr>
-          <w:rFonts w:ascii="Arial" w:hAnsi="Arial" w:cs="Arial"/>
-        </w:rPr>
-        <w:t>₹</w:t>
-      </w:r>
-      <w:r>
-        <w:rPr>
-          <w:rFonts w:ascii="Avenir Next LT Pro Light" w:hAnsi="Avenir Next LT Pro Light"/>
-        </w:rPr>
-        <w:t>{{</w:t>
+          <w:rFonts w:cstheme="minorHAnsi"/>
+          <w:sz w:val="20"/>
+          <w:szCs w:val="20"/>
+        </w:rPr>
+        <w:tab/>
+      </w:r>
+      <w:r>
+        <w:rPr>
+          <w:rFonts w:cstheme="minorHAnsi"/>
+          <w:sz w:val="20"/>
+          <w:szCs w:val="20"/>
+        </w:rPr>
+        <w:t>₹{{</w:t>
       </w:r>
       <w:proofErr w:type="spellStart"/>
       <w:r>
         <w:rPr>
-          <w:rFonts w:ascii="Avenir Next LT Pro Light" w:hAnsi="Avenir Next LT Pro Light"/>
+          <w:rFonts w:cstheme="minorHAnsi"/>
+          <w:sz w:val="20"/>
+          <w:szCs w:val="20"/>
         </w:rPr>
         <w:t>TotalAmount</w:t>
       </w:r>
       <w:proofErr w:type="spellEnd"/>
       <w:r>
         <w:rPr>
-          <w:rFonts w:ascii="Avenir Next LT Pro Light" w:hAnsi="Avenir Next LT Pro Light"/>
+          <w:rFonts w:cstheme="minorHAnsi"/>
+          <w:sz w:val="20"/>
+          <w:szCs w:val="20"/>
         </w:rPr>
         <w:t>}}</w:t>
       </w:r>
@@ -1080,89 +1433,105 @@
       <w:pPr>
         <w:spacing w:after="0"/>
         <w:rPr>
-          <w:rFonts w:ascii="Avenir Next LT Pro Light" w:hAnsi="Avenir Next LT Pro Light"/>
+          <w:rFonts w:cstheme="minorHAnsi"/>
+          <w:sz w:val="20"/>
+          <w:szCs w:val="20"/>
         </w:rPr>
       </w:pPr>
       <w:r>
         <w:rPr>
-          <w:rFonts w:ascii="Avenir Next LT Pro Light" w:hAnsi="Avenir Next LT Pro Light"/>
+          <w:rFonts w:cstheme="minorHAnsi"/>
           <w:b/>
           <w:bCs/>
           <w:color w:val="1F3864" w:themeColor="accent1" w:themeShade="80"/>
+          <w:sz w:val="20"/>
+          <w:szCs w:val="20"/>
         </w:rPr>
         <w:t xml:space="preserve">Due </w:t>
       </w:r>
-      <w:proofErr w:type="gramStart"/>
-      <w:r>
-        <w:rPr>
-          <w:rFonts w:ascii="Avenir Next LT Pro Light" w:hAnsi="Avenir Next LT Pro Light"/>
+      <w:r>
+        <w:rPr>
+          <w:rFonts w:cstheme="minorHAnsi"/>
           <w:b/>
           <w:bCs/>
           <w:color w:val="1F3864" w:themeColor="accent1" w:themeShade="80"/>
+          <w:sz w:val="20"/>
+          <w:szCs w:val="20"/>
         </w:rPr>
         <w:t>Date</w:t>
       </w:r>
       <w:r>
         <w:rPr>
-          <w:rFonts w:ascii="Avenir Next LT Pro Light" w:hAnsi="Avenir Next LT Pro Light"/>
+          <w:rFonts w:cstheme="minorHAnsi"/>
           <w:color w:val="1F3864" w:themeColor="accent1" w:themeShade="80"/>
+          <w:sz w:val="20"/>
+          <w:szCs w:val="20"/>
+        </w:rPr>
+        <w:t>:</w:t>
+      </w:r>
+      <w:r>
+        <w:rPr>
+          <w:rFonts w:cstheme="minorHAnsi"/>
+          <w:sz w:val="20"/>
+          <w:szCs w:val="20"/>
         </w:rPr>
         <w:t xml:space="preserve"> </w:t>
       </w:r>
       <w:r>
         <w:rPr>
-          <w:rFonts w:ascii="Avenir Next LT Pro Light" w:hAnsi="Avenir Next LT Pro Light"/>
-        </w:rPr>
-        <w:t>:</w:t>
-      </w:r>
-      <w:proofErr w:type="gramEnd"/>
-      <w:r>
-        <w:rPr>
-          <w:rFonts w:ascii="Avenir Next LT Pro Light" w:hAnsi="Avenir Next LT Pro Light"/>
-        </w:rPr>
-        <w:t xml:space="preserve"> </w:t>
-      </w:r>
-      <w:r>
-        <w:rPr>
-          <w:rFonts w:ascii="Avenir Next LT Pro Light" w:hAnsi="Avenir Next LT Pro Light"/>
+          <w:rFonts w:cstheme="minorHAnsi"/>
+          <w:sz w:val="20"/>
+          <w:szCs w:val="20"/>
         </w:rPr>
         <w:tab/>
       </w:r>
       <w:r>
         <w:rPr>
-          <w:rFonts w:ascii="Avenir Next LT Pro Light" w:hAnsi="Avenir Next LT Pro Light"/>
+          <w:rFonts w:cstheme="minorHAnsi"/>
+          <w:sz w:val="20"/>
+          <w:szCs w:val="20"/>
         </w:rPr>
         <w:tab/>
       </w:r>
       <w:r>
         <w:rPr>
-          <w:rFonts w:ascii="Avenir Next LT Pro Light" w:hAnsi="Avenir Next LT Pro Light"/>
+          <w:rFonts w:cstheme="minorHAnsi"/>
+          <w:sz w:val="20"/>
+          <w:szCs w:val="20"/>
         </w:rPr>
         <w:tab/>
       </w:r>
       <w:r>
         <w:rPr>
-          <w:rFonts w:ascii="Avenir Next LT Pro Light" w:hAnsi="Avenir Next LT Pro Light"/>
+          <w:rFonts w:cstheme="minorHAnsi"/>
+          <w:sz w:val="20"/>
+          <w:szCs w:val="20"/>
         </w:rPr>
         <w:tab/>
       </w:r>
       <w:r>
         <w:rPr>
-          <w:rFonts w:ascii="Avenir Next LT Pro Light" w:hAnsi="Avenir Next LT Pro Light"/>
+          <w:rFonts w:cstheme="minorHAnsi"/>
+          <w:sz w:val="20"/>
+          <w:szCs w:val="20"/>
         </w:rPr>
         <w:t>{{</w:t>
       </w:r>
       <w:proofErr w:type="spellStart"/>
       <w:r>
         <w:rPr>
-          <w:rFonts w:ascii="Avenir Next LT Pro Light" w:hAnsi="Avenir Next LT Pro Light"/>
+          <w:rFonts w:cstheme="minorHAnsi"/>
+          <w:sz w:val="20"/>
+          <w:szCs w:val="20"/>
         </w:rPr>
         <w:t>DueDate</w:t>
       </w:r>
       <w:proofErr w:type="spellEnd"/>
       <w:r>
         <w:rPr>
-          <w:rFonts w:ascii="Avenir Next LT Pro Light" w:hAnsi="Avenir Next LT Pro Light"/>
+          <w:rFonts w:cstheme="minorHAnsi"/>
+          <w:sz w:val="20"/>
+          <w:szCs w:val="20"/>
         </w:rPr>
         <w:t>}}</w:t>
       </w:r>
@@ -1288,6 +1657,121 @@
                               <w:t>Ipsum lorem Ipsum lorem Ipsum lorem Ipsum lorem Ipsum lorem Ipsum lorem Ipsum lorem Ipsum lorem</w:t>
                             </w:r>
                           </w:p>
+                          <w:p>
+                            <w:pPr>
+                              <w:spacing w:after="0"/>
+                              <w:rPr>
+                                <w:sz w:val="20"/>
+                                <w:szCs w:val="20"/>
+                              </w:rPr>
+                            </w:pPr>
+                          </w:p>
+                          <w:p>
+                            <w:pPr>
+                              <w:spacing w:after="0"/>
+                              <w:rPr>
+                                <w:sz w:val="20"/>
+                                <w:szCs w:val="20"/>
+                              </w:rPr>
+                            </w:pPr>
+                            <w:proofErr w:type="gramStart"/>
+                            <w:r>
+                              <w:rPr>
+                                <w:sz w:val="20"/>
+                                <w:szCs w:val="20"/>
+                              </w:rPr>
+                              <w:t>Notices :</w:t>
+                            </w:r>
+                            <w:proofErr w:type="gramEnd"/>
+                          </w:p>
+                          <w:p>
+                            <w:pPr>
+                              <w:spacing w:after="0"/>
+                              <w:rPr>
+                                <w:sz w:val="20"/>
+                                <w:szCs w:val="20"/>
+                              </w:rPr>
+                            </w:pPr>
+                            <w:r>
+                              <w:rPr>
+                                <w:sz w:val="20"/>
+                                <w:szCs w:val="20"/>
+                              </w:rPr>
+                              <w:t>Ipsum lorem Ipsum lorem Ipsum lorem Ipsum lorem Ipsum lorem Ipsum lorem Ipsum lorem Ipsum lorem</w:t>
+                            </w:r>
+                          </w:p>
+                          <w:p>
+                            <w:pPr>
+                              <w:spacing w:after="0"/>
+                              <w:rPr>
+                                <w:sz w:val="20"/>
+                                <w:szCs w:val="20"/>
+                              </w:rPr>
+                            </w:pPr>
+                            <w:r>
+                              <w:rPr>
+                                <w:sz w:val="20"/>
+                                <w:szCs w:val="20"/>
+                              </w:rPr>
+                              <w:t>Ipsum lorem Ipsum lorem</w:t>
+                            </w:r>
+                            <w:r>
+                              <w:rPr>
+                                <w:sz w:val="20"/>
+                                <w:szCs w:val="20"/>
+                              </w:rPr>
+                              <w:t xml:space="preserve"> </w:t>
+                            </w:r>
+                            <w:r>
+                              <w:rPr>
+                                <w:sz w:val="20"/>
+                                <w:szCs w:val="20"/>
+                              </w:rPr>
+                              <w:t>Ipsum lorem Ipsum lorem Ipsum lorem Ipsum lorem Ipsum lorem Ipsum lorem</w:t>
+                            </w:r>
+                          </w:p>
+                          <w:p>
+                            <w:pPr>
+                              <w:spacing w:after="0"/>
+                              <w:rPr>
+                                <w:sz w:val="20"/>
+                                <w:szCs w:val="20"/>
+                              </w:rPr>
+                            </w:pPr>
+                          </w:p>
+                          <w:p>
+                            <w:pPr>
+                              <w:spacing w:after="0"/>
+                              <w:rPr>
+                                <w:sz w:val="20"/>
+                                <w:szCs w:val="20"/>
+                              </w:rPr>
+                            </w:pPr>
+                            <w:r>
+                              <w:rPr>
+                                <w:sz w:val="20"/>
+                                <w:szCs w:val="20"/>
+                              </w:rPr>
+                              <w:t xml:space="preserve">How to Save Electricity – </w:t>
+                            </w:r>
+                            <w:hyperlink r:id="rId8" w:history="1">
+                              <w:r>
+                                <w:rPr>
+                                  <w:rStyle w:val="Hyperlink"/>
+                                  <w:sz w:val="20"/>
+                                  <w:szCs w:val="20"/>
+                                </w:rPr>
+                                <w:t>www.pps.com/saveelectricity</w:t>
+                              </w:r>
+                            </w:hyperlink>
+                            <w:r>
+                              <w:rPr>
+                                <w:sz w:val="20"/>
+                                <w:szCs w:val="20"/>
+                              </w:rPr>
+                              <w:t xml:space="preserve"> </w:t>
+                            </w:r>
+                          </w:p>
                         </w:txbxContent>
                       </wps:txbx>
                       <wps:bodyPr rot="0" vert="horz" wrap="square" lIns="91440" tIns="45720" rIns="91440" bIns="45720" anchor="t" anchorCtr="0">
@@ -1307,7 +1791,11 @@
           </mc:Choice>
           <mc:Fallback>
             <w:pict>
-              <v:shape w14:anchorId="42C78D3C" id="Text Box 2" o:spid="_x0000_s1027" type="#_x0000_t202" style="position:absolute;margin-left:0;margin-top:20.25pt;width:459pt;height:110.6pt;z-index:251663360;visibility:visible;mso-wrap-style:square;mso-width-percent:0;mso-height-percent:200;mso-wrap-distance-left:9pt;mso-wrap-distance-top:3.6pt;mso-wrap-distance-right:9pt;mso-wrap-distance-bottom:3.6pt;mso-position-horizontal:left;mso-position-horizontal-relative:margin;mso-position-vertical:absolute;mso-position-vertical-relative:text;mso-width-percent:0;mso-height-percent:200;mso-width-relative:margin;mso-height-relative:margin;v-text-anchor:top" o:gfxdata="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">
+              <v:shapetype w14:anchorId="42C78D3C" id="_x0000_t202" coordsize="21600,21600" o:spt="202" path="m,l,21600r21600,l21600,xe">
+                <v:stroke joinstyle="miter"/>
+                <v:path gradientshapeok="t" o:connecttype="rect"/>
+              </v:shapetype>
+              <v:shape id="Text Box 2" o:spid="_x0000_s1027" type="#_x0000_t202" style="position:absolute;margin-left:0;margin-top:20.25pt;width:459pt;height:110.6pt;z-index:251663360;visibility:visible;mso-wrap-style:square;mso-width-percent:0;mso-height-percent:200;mso-wrap-distance-left:9pt;mso-wrap-distance-top:3.6pt;mso-wrap-distance-right:9pt;mso-wrap-distance-bottom:3.6pt;mso-position-horizontal:left;mso-position-horizontal-relative:margin;mso-position-vertical:absolute;mso-position-vertical-relative:text;mso-width-percent:0;mso-height-percent:200;mso-width-relative:margin;mso-height-relative:margin;v-text-anchor:top" o:gfxdata="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">
                 <v:textbox style="mso-fit-shape-to-text:t">
                   <w:txbxContent>
                     <w:p>
@@ -1331,84 +1819,7 @@
                           <w:sz w:val="20"/>
                           <w:szCs w:val="20"/>
                         </w:rPr>
-                        <w:t xml:space="preserve">Ipsum lorem </w:t>
-                      </w:r>
-                      <w:r>
-                        <w:rPr>
-                          <w:sz w:val="20"/>
-                          <w:szCs w:val="20"/>
-                        </w:rPr>
-                        <w:t>Ipsum lorem Ipsum lorem</w:t>
-                      </w:r>
-                      <w:r>
-                        <w:rPr>
-                          <w:sz w:val="20"/>
-                          <w:szCs w:val="20"/>
-                        </w:rPr>
-                        <w:t xml:space="preserve"> </w:t>
-                      </w:r>
-                      <w:r>
-                        <w:rPr>
-                          <w:sz w:val="20"/>
-                          <w:szCs w:val="20"/>
-                        </w:rPr>
-                        <w:t>Ipsum lorem</w:t>
-                      </w:r>
-                      <w:r>
-                        <w:rPr>
-                          <w:sz w:val="20"/>
-                          <w:szCs w:val="20"/>
-                        </w:rPr>
-                        <w:t xml:space="preserve"> </w:t>
-                      </w:r>
-                      <w:r>
-                        <w:rPr>
-                          <w:sz w:val="20"/>
-                          <w:szCs w:val="20"/>
-                        </w:rPr>
-                        <w:t>Ipsum lorem</w:t>
-                      </w:r>
-                      <w:r>
-                        <w:rPr>
-                          <w:sz w:val="20"/>
-                          <w:szCs w:val="20"/>
-                        </w:rPr>
-                        <w:t xml:space="preserve"> </w:t>
-                      </w:r>
-                      <w:r>
-                        <w:rPr>
-                          <w:sz w:val="20"/>
-                          <w:szCs w:val="20"/>
-                        </w:rPr>
-                        <w:t>Ipsum lorem</w:t>
-                      </w:r>
-                      <w:r>
-                        <w:rPr>
-                          <w:sz w:val="20"/>
-                          <w:szCs w:val="20"/>
-                        </w:rPr>
-                        <w:t xml:space="preserve"> </w:t>
-                      </w:r>
-                      <w:r>
-                        <w:rPr>
-                          <w:sz w:val="20"/>
-                          <w:szCs w:val="20"/>
-                        </w:rPr>
-                        <w:t>Ipsum lorem</w:t>
-                      </w:r>
-                      <w:r>
-                        <w:rPr>
-                          <w:sz w:val="20"/>
-                          <w:szCs w:val="20"/>
-                        </w:rPr>
-                        <w:t xml:space="preserve"> </w:t>
-                      </w:r>
-                      <w:r>
-                        <w:rPr>
-                          <w:sz w:val="20"/>
-                          <w:szCs w:val="20"/>
-                        </w:rPr>
-                        <w:t>Ipsum lorem</w:t>
+                        <w:t>Ipsum lorem Ipsum lorem Ipsum lorem Ipsum lorem Ipsum lorem Ipsum lorem Ipsum lorem Ipsum lorem</w:t>
                       </w:r>
                     </w:p>
                     <w:p>
@@ -1438,77 +1849,66 @@
                           <w:sz w:val="20"/>
                           <w:szCs w:val="20"/>
                         </w:rPr>
-                        <w:t>Ipsum lorem</w:t>
+                        <w:t>Ipsum lorem Ipsum lorem Ipsum lorem Ipsum lorem Ipsum lorem Ipsum lorem</w:t>
                       </w:r>
+                    </w:p>
+                    <w:p>
+                      <w:pPr>
+                        <w:spacing w:after="0"/>
+                        <w:rPr>
+                          <w:sz w:val="20"/>
+                          <w:szCs w:val="20"/>
+                        </w:rPr>
+                      </w:pPr>
                       <w:r>
                         <w:rPr>
                           <w:sz w:val="20"/>
                           <w:szCs w:val="20"/>
                         </w:rPr>
-                        <w:t xml:space="preserve"> </w:t>
+                        <w:t>Ipsum lorem Ipsum lorem Ipsum lorem Ipsum lorem Ipsum lorem Ipsum lorem Ipsum lorem Ipsum lorem</w:t>
                       </w:r>
+                    </w:p>
+                    <w:p>
+                      <w:pPr>
+                        <w:spacing w:after="0"/>
+                        <w:rPr>
+                          <w:sz w:val="20"/>
+                          <w:szCs w:val="20"/>
+                        </w:rPr>
+                      </w:pPr>
+                    </w:p>
+                    <w:p>
+                      <w:pPr>
+                        <w:spacing w:after="0"/>
+                        <w:rPr>
+                          <w:sz w:val="20"/>
+                          <w:szCs w:val="20"/>
+                        </w:rPr>
+                      </w:pPr>
+                      <w:proofErr w:type="gramStart"/>
                       <w:r>
                         <w:rPr>
                           <w:sz w:val="20"/>
                           <w:szCs w:val="20"/>
                         </w:rPr>
-                        <w:t>Ipsum lorem</w:t>
+                        <w:t>Notices :</w:t>
                       </w:r>
+                      <w:proofErr w:type="gramEnd"/>
+                    </w:p>
+                    <w:p>
+                      <w:pPr>
+                        <w:spacing w:after="0"/>
+                        <w:rPr>
+                          <w:sz w:val="20"/>
+                          <w:szCs w:val="20"/>
+                        </w:rPr>
+                      </w:pPr>
                       <w:r>
                         <w:rPr>
                           <w:sz w:val="20"/>
                           <w:szCs w:val="20"/>
                         </w:rPr>
-                        <w:t xml:space="preserve"> </w:t>
-                      </w:r>
-                      <w:r>
-                        <w:rPr>
-                          <w:sz w:val="20"/>
-                          <w:szCs w:val="20"/>
-                        </w:rPr>
-                        <w:t>Ipsum lorem</w:t>
-                      </w:r>
-                      <w:r>
-                        <w:rPr>
-                          <w:sz w:val="20"/>
-                          <w:szCs w:val="20"/>
-                        </w:rPr>
-                        <w:t xml:space="preserve"> </w:t>
-                      </w:r>
-                      <w:r>
-                        <w:rPr>
-                          <w:sz w:val="20"/>
-                          <w:szCs w:val="20"/>
-                        </w:rPr>
-                        <w:t>Ipsum lorem</w:t>
-                      </w:r>
-                      <w:r>
-                        <w:rPr>
-                          <w:sz w:val="20"/>
-                          <w:szCs w:val="20"/>
-                        </w:rPr>
-                        <w:t xml:space="preserve"> </w:t>
-                      </w:r>
-                      <w:r>
-                        <w:rPr>
-                          <w:sz w:val="20"/>
-                          <w:szCs w:val="20"/>
-                        </w:rPr>
-                        <w:t>Ipsum lorem</w:t>
-                      </w:r>
-                      <w:r>
-                        <w:rPr>
-                          <w:sz w:val="20"/>
-                          <w:szCs w:val="20"/>
-                        </w:rPr>
-                        <w:t xml:space="preserve"> </w:t>
-                      </w:r>
-                      <w:r>
-                        <w:rPr>
-                          <w:sz w:val="20"/>
-                          <w:szCs w:val="20"/>
-                        </w:rPr>
-                        <w:t>Ipsum lorem</w:t>
+                        <w:t>Ipsum lorem Ipsum lorem Ipsum lorem Ipsum lorem Ipsum lorem Ipsum lorem Ipsum lorem Ipsum lorem</w:t>
                       </w:r>
                     </w:p>
                     <w:p>
@@ -1538,77 +1938,49 @@
                           <w:sz w:val="20"/>
                           <w:szCs w:val="20"/>
                         </w:rPr>
-                        <w:t>Ipsum lorem</w:t>
+                        <w:t>Ipsum lorem Ipsum lorem Ipsum lorem Ipsum lorem Ipsum lorem Ipsum lorem</w:t>
                       </w:r>
+                    </w:p>
+                    <w:p>
+                      <w:pPr>
+                        <w:spacing w:after="0"/>
+                        <w:rPr>
+                          <w:sz w:val="20"/>
+                          <w:szCs w:val="20"/>
+                        </w:rPr>
+                      </w:pPr>
+                    </w:p>
+                    <w:p>
+                      <w:pPr>
+                        <w:spacing w:after="0"/>
+                        <w:rPr>
+                          <w:sz w:val="20"/>
+                          <w:szCs w:val="20"/>
+                        </w:rPr>
+                      </w:pPr>
+                      <w:r>
+                        <w:rPr>
+                          <w:sz w:val="20"/>
+                          <w:szCs w:val="20"/>
+                        </w:rPr>
+                        <w:t xml:space="preserve">How to Save Electricity – </w:t>
+                      </w:r>
+                      <w:hyperlink r:id="rId9" w:history="1">
+                        <w:r>
+                          <w:rPr>
+                            <w:rStyle w:val="Hyperlink"/>
+                            <w:sz w:val="20"/>
+                            <w:szCs w:val="20"/>
+                          </w:rPr>
+                          <w:t>www.pps.com/saveelectricity</w:t>
+                        </w:r>
+                      </w:hyperlink>
                       <w:r>
                         <w:rPr>
                           <w:sz w:val="20"/>
                           <w:szCs w:val="20"/>
                         </w:rPr>
                         <w:t xml:space="preserve"> </w:t>
-                      </w:r>
-                      <w:r>
-                        <w:rPr>
-                          <w:sz w:val="20"/>
-                          <w:szCs w:val="20"/>
-                        </w:rPr>
-                        <w:t>Ipsum lorem</w:t>
-                      </w:r>
-                      <w:r>
-                        <w:rPr>
-                          <w:sz w:val="20"/>
-                          <w:szCs w:val="20"/>
-                        </w:rPr>
-                        <w:t xml:space="preserve"> </w:t>
-                      </w:r>
-                      <w:r>
-                        <w:rPr>
-                          <w:sz w:val="20"/>
-                          <w:szCs w:val="20"/>
-                        </w:rPr>
-                        <w:t>Ipsum lorem</w:t>
-                      </w:r>
-                      <w:r>
-                        <w:rPr>
-                          <w:sz w:val="20"/>
-                          <w:szCs w:val="20"/>
-                        </w:rPr>
-                        <w:t xml:space="preserve"> </w:t>
-                      </w:r>
-                      <w:r>
-                        <w:rPr>
-                          <w:sz w:val="20"/>
-                          <w:szCs w:val="20"/>
-                        </w:rPr>
-                        <w:t>Ipsum lorem</w:t>
-                      </w:r>
-                      <w:r>
-                        <w:rPr>
-                          <w:sz w:val="20"/>
-                          <w:szCs w:val="20"/>
-                        </w:rPr>
-                        <w:t xml:space="preserve"> </w:t>
-                      </w:r>
-                      <w:r>
-                        <w:rPr>
-                          <w:sz w:val="20"/>
-                          <w:szCs w:val="20"/>
-                        </w:rPr>
-                        <w:t>Ipsum lorem</w:t>
-                      </w:r>
-                      <w:r>
-                        <w:rPr>
-                          <w:sz w:val="20"/>
-                          <w:szCs w:val="20"/>
-                        </w:rPr>
-                        <w:t xml:space="preserve"> </w:t>
-                      </w:r>
-                      <w:r>
-                        <w:rPr>
-                          <w:sz w:val="20"/>
-                          <w:szCs w:val="20"/>
-                        </w:rPr>
-                        <w:t>Ipsum lorem</w:t>
                       </w:r>
                     </w:p>
                   </w:txbxContent>
@@ -1686,14 +2058,160 @@
         <w:tab/>
       </w:r>
     </w:p>
+    <w:p>
+      <w:pPr>
+        <w:jc w:val="center"/>
+        <w:rPr>
+          <w:b/>
+          <w:bCs/>
+          <w:sz w:val="20"/>
+          <w:szCs w:val="20"/>
+        </w:rPr>
+      </w:pPr>
+    </w:p>
+    <w:p>
+      <w:pPr>
+        <w:jc w:val="center"/>
+        <w:rPr>
+          <w:b/>
+          <w:bCs/>
+          <w:sz w:val="20"/>
+          <w:szCs w:val="20"/>
+        </w:rPr>
+      </w:pPr>
+    </w:p>
+    <w:p>
+      <w:pPr>
+        <w:jc w:val="center"/>
+        <w:rPr>
+          <w:b/>
+          <w:bCs/>
+          <w:sz w:val="20"/>
+          <w:szCs w:val="20"/>
+        </w:rPr>
+      </w:pPr>
+    </w:p>
+    <w:p>
+      <w:pPr>
+        <w:rPr>
+          <w:b/>
+          <w:bCs/>
+          <w:sz w:val="20"/>
+          <w:szCs w:val="20"/>
+        </w:rPr>
+      </w:pPr>
+    </w:p>
+    <w:p/>
+    <w:p/>
+    <w:p/>
+    <w:p>
+      <w:r>
+        <w:rPr>
+          <w:rFonts w:ascii="Arial" w:eastAsia="Arial" w:hAnsi="Arial" w:cs="Arial"/>
+          <w:noProof/>
+          <w:sz w:val="13"/>
+        </w:rPr>
+        <w:drawing>
+          <wp:inline distT="0" distB="0" distL="0" distR="0" wp14:anchorId="2E8B1A2E" wp14:editId="32211E61">
+            <wp:extent cx="5875867" cy="1798955"/>
+            <wp:effectExtent l="0" t="0" r="0" b="0"/>
+            <wp:docPr id="2145397133" name="Picture 159"/>
+            <wp:cNvGraphicFramePr>
+              <a:graphicFrameLocks xmlns:a="http://schemas.openxmlformats.org/drawingml/2006/main" noChangeAspect="1"/>
+            </wp:cNvGraphicFramePr>
+            <a:graphic xmlns:a="http://schemas.openxmlformats.org/drawingml/2006/main">
+              <a:graphicData uri="http://schemas.openxmlformats.org/drawingml/2006/picture">
+                <pic:pic xmlns:pic="http://schemas.openxmlformats.org/drawingml/2006/picture">
+                  <pic:nvPicPr>
+                    <pic:cNvPr id="2145397133" name="Picture 2145397133"/>
+                    <pic:cNvPicPr/>
+                  </pic:nvPicPr>
+                  <pic:blipFill>
+                    <a:blip r:embed="rId10" cstate="print">
+                      <a:extLst>
+                        <a:ext uri="{28A0092B-C50C-407E-A947-70E740481C1C}">
+                          <a14:useLocalDpi xmlns:a14="http://schemas.microsoft.com/office/drawing/2010/main" val="0"/>
+                        </a:ext>
+                      </a:extLst>
+                    </a:blip>
+                    <a:stretch>
+                      <a:fillRect/>
+                    </a:stretch>
+                  </pic:blipFill>
+                  <pic:spPr>
+                    <a:xfrm>
+                      <a:off x="0" y="0"/>
+                      <a:ext cx="5876717" cy="1799215"/>
+                    </a:xfrm>
+                    <a:prstGeom prst="rect">
+                      <a:avLst/>
+                    </a:prstGeom>
+                  </pic:spPr>
+                </pic:pic>
+              </a:graphicData>
+            </a:graphic>
+          </wp:inline>
+        </w:drawing>
+      </w:r>
+    </w:p>
     <w:sectPr>
       <w:pgSz w:w="12240" w:h="15840"/>
-      <w:pgMar w:top="1440" w:right="1440" w:bottom="1440" w:left="1440" w:header="720" w:footer="720" w:gutter="0"/>
+      <w:pgMar w:top="720" w:right="720" w:bottom="720" w:left="720" w:header="216" w:footer="720" w:gutter="0"/>
       <w:cols w:space="720"/>
       <w:docGrid w:linePitch="360"/>
     </w:sectPr>
   </w:body>
 </w:document>
+</file>
+
+<file path=word/endnotes.xml><?xml version="1.0" encoding="utf-8"?>
+<w:endnotes xmlns:wpc="http://schemas.microsoft.com/office/word/2010/wordprocessingCanvas" xmlns:cx="http://schemas.microsoft.com/office/drawing/2014/chartex" xmlns:cx1="http://schemas.microsoft.com/office/drawing/2015/9/8/chartex" xmlns:cx2="http://schemas.microsoft.com/office/drawing/2015/10/21/chartex" xmlns:cx3="http://schemas.microsoft.com/office/drawing/2016/5/9/chartex" xmlns:cx4="http://schemas.microsoft.com/office/drawing/2016/5/10/chartex" xmlns:cx5="http://schemas.microsoft.com/office/drawing/2016/5/11/chartex" xmlns:cx6="http://schemas.microsoft.com/office/drawing/2016/5/12/chartex" xmlns:cx7="http://schemas.microsoft.com/office/drawing/2016/5/13/chartex" xmlns:cx8="http://schemas.microsoft.com/office/drawing/2016/5/14/chartex" xmlns:mc="http://schemas.openxmlformats.org/markup-compatibility/2006" xmlns:aink="http://schemas.microsoft.com/office/drawing/2016/ink" xmlns:am3d="http://schemas.microsoft.com/office/drawing/2017/model3d" xmlns:o="urn:schemas-microsoft-com:office:office" xmlns:oel="http://schemas.microsoft.com/office/2019/extlst" xmlns:r="http://schemas.openxmlformats.org/officeDocument/2006/relationships" xmlns:m="http://schemas.openxmlformats.org/officeDocument/2006/math" xmlns:v="urn:schemas-microsoft-com:vml" xmlns:wp14="http://schemas.microsoft.com/office/word/2010/wordprocessingDrawing" xmlns:wp="http://schemas.openxmlformats.org/drawingml/2006/wordprocessingDrawing" xmlns:w10="urn:schemas-microsoft-com:office:word" xmlns:w="http://schemas.openxmlformats.org/wordprocessingml/2006/main" xmlns:w14="http://schemas.microsoft.com/office/word/2010/wordml" xmlns:w15="http://schemas.microsoft.com/office/word/2012/wordml" xmlns:w16cex="http://schemas.microsoft.com/office/word/2018/wordml/cex" xmlns:w16cid="http://schemas.microsoft.com/office/word/2016/wordml/cid" xmlns:w16="http://schemas.microsoft.com/office/word/2018/wordml" xmlns:w16du="http://schemas.microsoft.com/office/word/2023/wordml/word16du" xmlns:w16sdtdh="http://schemas.microsoft.com/office/word/2020/wordml/sdtdatahash" xmlns:w16sdtfl="http://schemas.microsoft.com/office/word/2024/wordml/sdtformatlock" xmlns:w16se="http://schemas.microsoft.com/office/word/2015/wordml/symex" xmlns:wpg="http://schemas.microsoft.com/office/word/2010/wordprocessingGroup" xmlns:wpi="http://schemas.microsoft.com/office/word/2010/wordprocessingInk" xmlns:wne="http://schemas.microsoft.com/office/word/2006/wordml" xmlns:wps="http://schemas.microsoft.com/office/word/2010/wordprocessingShape" mc:Ignorable="w14 w15 w16se w16cid w16 w16cex w16sdtdh w16sdtfl w16du wp14">
+  <w:endnote w:type="separator" w:id="-1">
+    <w:p>
+      <w:pPr>
+        <w:spacing w:after="0" w:line="240" w:lineRule="auto"/>
+      </w:pPr>
+      <w:r>
+        <w:separator/>
+      </w:r>
+    </w:p>
+  </w:endnote>
+  <w:endnote w:type="continuationSeparator" w:id="0">
+    <w:p>
+      <w:pPr>
+        <w:spacing w:after="0" w:line="240" w:lineRule="auto"/>
+      </w:pPr>
+      <w:r>
+        <w:continuationSeparator/>
+      </w:r>
+    </w:p>
+  </w:endnote>
+</w:endnotes>
+</file>
+
+<file path=word/footnotes.xml><?xml version="1.0" encoding="utf-8"?>
+<w:footnotes xmlns:wpc="http://schemas.microsoft.com/office/word/2010/wordprocessingCanvas" xmlns:cx="http://schemas.microsoft.com/office/drawing/2014/chartex" xmlns:cx1="http://schemas.microsoft.com/office/drawing/2015/9/8/chartex" xmlns:cx2="http://schemas.microsoft.com/office/drawing/2015/10/21/chartex" xmlns:cx3="http://schemas.microsoft.com/office/drawing/2016/5/9/chartex" xmlns:cx4="http://schemas.microsoft.com/office/drawing/2016/5/10/chartex" xmlns:cx5="http://schemas.microsoft.com/office/drawing/2016/5/11/chartex" xmlns:cx6="http://schemas.microsoft.com/office/drawing/2016/5/12/chartex" xmlns:cx7="http://schemas.microsoft.com/office/drawing/2016/5/13/chartex" xmlns:cx8="http://schemas.microsoft.com/office/drawing/2016/5/14/chartex" xmlns:mc="http://schemas.openxmlformats.org/markup-compatibility/2006" xmlns:aink="http://schemas.microsoft.com/office/drawing/2016/ink" xmlns:am3d="http://schemas.microsoft.com/office/drawing/2017/model3d" xmlns:o="urn:schemas-microsoft-com:office:office" xmlns:oel="http://schemas.microsoft.com/office/2019/extlst" xmlns:r="http://schemas.openxmlformats.org/officeDocument/2006/relationships" xmlns:m="http://schemas.openxmlformats.org/officeDocument/2006/math" xmlns:v="urn:schemas-microsoft-com:vml" xmlns:wp14="http://schemas.microsoft.com/office/word/2010/wordprocessingDrawing" xmlns:wp="http://schemas.openxmlformats.org/drawingml/2006/wordprocessingDrawing" xmlns:w10="urn:schemas-microsoft-com:office:word" xmlns:w="http://schemas.openxmlformats.org/wordprocessingml/2006/main" xmlns:w14="http://schemas.microsoft.com/office/word/2010/wordml" xmlns:w15="http://schemas.microsoft.com/office/word/2012/wordml" xmlns:w16cex="http://schemas.microsoft.com/office/word/2018/wordml/cex" xmlns:w16cid="http://schemas.microsoft.com/office/word/2016/wordml/cid" xmlns:w16="http://schemas.microsoft.com/office/word/2018/wordml" xmlns:w16du="http://schemas.microsoft.com/office/word/2023/wordml/word16du" xmlns:w16sdtdh="http://schemas.microsoft.com/office/word/2020/wordml/sdtdatahash" xmlns:w16sdtfl="http://schemas.microsoft.com/office/word/2024/wordml/sdtformatlock" xmlns:w16se="http://schemas.microsoft.com/office/word/2015/wordml/symex" xmlns:wpg="http://schemas.microsoft.com/office/word/2010/wordprocessingGroup" xmlns:wpi="http://schemas.microsoft.com/office/word/2010/wordprocessingInk" xmlns:wne="http://schemas.microsoft.com/office/word/2006/wordml" xmlns:wps="http://schemas.microsoft.com/office/word/2010/wordprocessingShape" mc:Ignorable="w14 w15 w16se w16cid w16 w16cex w16sdtdh w16sdtfl w16du wp14">
+  <w:footnote w:type="separator" w:id="-1">
+    <w:p>
+      <w:pPr>
+        <w:spacing w:after="0" w:line="240" w:lineRule="auto"/>
+      </w:pPr>
+      <w:r>
+        <w:separator/>
+      </w:r>
+    </w:p>
+  </w:footnote>
+  <w:footnote w:type="continuationSeparator" w:id="0">
+    <w:p>
+      <w:pPr>
+        <w:spacing w:after="0" w:line="240" w:lineRule="auto"/>
+      </w:pPr>
+      <w:r>
+        <w:continuationSeparator/>
+      </w:r>
+    </w:p>
+  </w:footnote>
+</w:footnotes>
 </file>
 
 <file path=word/styles.xml><?xml version="1.0" encoding="utf-8"?>
@@ -2641,6 +3159,73 @@
       <w:spacing w:after="0" w:line="240" w:lineRule="auto"/>
     </w:pPr>
   </w:style>
+  <w:style w:type="paragraph" w:styleId="Header">
+    <w:name w:val="header"/>
+    <w:basedOn w:val="Normal"/>
+    <w:link w:val="HeaderChar"/>
+    <w:uiPriority w:val="99"/>
+    <w:unhideWhenUsed/>
+    <w:rsid w:val="00E132F1"/>
+    <w:pPr>
+      <w:tabs>
+        <w:tab w:val="center" w:pos="4680"/>
+        <w:tab w:val="right" w:pos="9360"/>
+      </w:tabs>
+      <w:spacing w:after="0" w:line="240" w:lineRule="auto"/>
+    </w:pPr>
+  </w:style>
+  <w:style w:type="character" w:customStyle="1" w:styleId="HeaderChar">
+    <w:name w:val="Header Char"/>
+    <w:basedOn w:val="DefaultParagraphFont"/>
+    <w:link w:val="Header"/>
+    <w:uiPriority w:val="99"/>
+    <w:rsid w:val="00E132F1"/>
+  </w:style>
+  <w:style w:type="paragraph" w:styleId="Footer">
+    <w:name w:val="footer"/>
+    <w:basedOn w:val="Normal"/>
+    <w:link w:val="FooterChar"/>
+    <w:uiPriority w:val="99"/>
+    <w:unhideWhenUsed/>
+    <w:rsid w:val="00E132F1"/>
+    <w:pPr>
+      <w:tabs>
+        <w:tab w:val="center" w:pos="4680"/>
+        <w:tab w:val="right" w:pos="9360"/>
+      </w:tabs>
+      <w:spacing w:after="0" w:line="240" w:lineRule="auto"/>
+    </w:pPr>
+  </w:style>
+  <w:style w:type="character" w:customStyle="1" w:styleId="FooterChar">
+    <w:name w:val="Footer Char"/>
+    <w:basedOn w:val="DefaultParagraphFont"/>
+    <w:link w:val="Footer"/>
+    <w:uiPriority w:val="99"/>
+    <w:rsid w:val="00E132F1"/>
+  </w:style>
+  <w:style w:type="character" w:styleId="Hyperlink">
+    <w:name w:val="Hyperlink"/>
+    <w:basedOn w:val="DefaultParagraphFont"/>
+    <w:uiPriority w:val="99"/>
+    <w:unhideWhenUsed/>
+    <w:rsid w:val="00E1013C"/>
+    <w:rPr>
+      <w:color w:val="0563C1" w:themeColor="hyperlink"/>
+      <w:u w:val="single"/>
+    </w:rPr>
+  </w:style>
+  <w:style w:type="character" w:styleId="UnresolvedMention">
+    <w:name w:val="Unresolved Mention"/>
+    <w:basedOn w:val="DefaultParagraphFont"/>
+    <w:uiPriority w:val="99"/>
+    <w:semiHidden/>
+    <w:unhideWhenUsed/>
+    <w:rsid w:val="00E1013C"/>
+    <w:rPr>
+      <w:color w:val="605E5C"/>
+      <w:shd w:val="clear" w:color="auto" w:fill="E1DFDD"/>
+    </w:rPr>
+  </w:style>
 </w:styles>
 </file>
 
